--- a/assets/downloads/simulation-10/instructions-for-sp-5-track-sideline.docx
+++ b/assets/downloads/simulation-10/instructions-for-sp-5-track-sideline.docx
@@ -1,6 +1,6 @@
 
 <file path=word/document.xml><?xml version="1.0" encoding="utf-8"?>
-<w:document xmlns:wpc="http://schemas.microsoft.com/office/word/2010/wordprocessingCanvas" xmlns:cx="http://schemas.microsoft.com/office/drawing/2014/chartex" xmlns:cx1="http://schemas.microsoft.com/office/drawing/2015/9/8/chartex" xmlns:cx2="http://schemas.microsoft.com/office/drawing/2015/10/21/chartex" xmlns:cx3="http://schemas.microsoft.com/office/drawing/2016/5/9/chartex" xmlns:cx4="http://schemas.microsoft.com/office/drawing/2016/5/10/chartex" xmlns:cx5="http://schemas.microsoft.com/office/drawing/2016/5/11/chartex" xmlns:cx6="http://schemas.microsoft.com/office/drawing/2016/5/12/chartex" xmlns:cx7="http://schemas.microsoft.com/office/drawing/2016/5/13/chartex" xmlns:cx8="http://schemas.microsoft.com/office/drawing/2016/5/14/chartex" xmlns:mc="http://schemas.openxmlformats.org/markup-compatibility/2006" xmlns:aink="http://schemas.microsoft.com/office/drawing/2016/ink" xmlns:am3d="http://schemas.microsoft.com/office/drawing/2017/model3d" xmlns:o="urn:schemas-microsoft-com:office:office" xmlns:oel="http://schemas.microsoft.com/office/2019/extlst" xmlns:r="http://schemas.openxmlformats.org/officeDocument/2006/relationships" xmlns:m="http://schemas.openxmlformats.org/officeDocument/2006/math" xmlns:v="urn:schemas-microsoft-com:vml" xmlns:wp14="http://schemas.microsoft.com/office/word/2010/wordprocessingDrawing" xmlns:wp="http://schemas.openxmlformats.org/drawingml/2006/wordprocessingDrawing" xmlns:w10="urn:schemas-microsoft-com:office:word" xmlns:w="http://schemas.openxmlformats.org/wordprocessingml/2006/main" xmlns:w14="http://schemas.microsoft.com/office/word/2010/wordml" xmlns:w15="http://schemas.microsoft.com/office/word/2012/wordml" xmlns:w16cei="http://schemas.microsoft.com/office/word/2026/wordml/cei" xmlns:w16cex="http://schemas.microsoft.com/office/word/2018/wordml/cex" xmlns:w16cid="http://schemas.microsoft.com/office/word/2016/wordml/cid" xmlns:w16="http://schemas.microsoft.com/office/word/2018/wordml" xmlns:w16du="http://schemas.microsoft.com/office/word/2023/wordml/word16du" xmlns:w16sdtdh="http://schemas.microsoft.com/office/word/2020/wordml/sdtdatahash" xmlns:w16sdtfl="http://schemas.microsoft.com/office/word/2024/wordml/sdtformatlock" xmlns:w16se="http://schemas.microsoft.com/office/word/2015/wordml/symex" xmlns:wpg="http://schemas.microsoft.com/office/word/2010/wordprocessingGroup" xmlns:wpi="http://schemas.microsoft.com/office/word/2010/wordprocessingInk" xmlns:wne="http://schemas.microsoft.com/office/word/2006/wordml" xmlns:wps="http://schemas.microsoft.com/office/word/2010/wordprocessingShape" mc:Ignorable="w14 w15 w16se w16cid w16 w16cex w16sdtdh w16sdtfl w16du wp14">
+<w:document xmlns:wpc="http://schemas.microsoft.com/office/word/2010/wordprocessingCanvas" xmlns:cx="http://schemas.microsoft.com/office/drawing/2014/chartex" xmlns:cx1="http://schemas.microsoft.com/office/drawing/2015/9/8/chartex" xmlns:cx2="http://schemas.microsoft.com/office/drawing/2015/10/21/chartex" xmlns:cx3="http://schemas.microsoft.com/office/drawing/2016/5/9/chartex" xmlns:cx4="http://schemas.microsoft.com/office/drawing/2016/5/10/chartex" xmlns:cx5="http://schemas.microsoft.com/office/drawing/2016/5/11/chartex" xmlns:cx6="http://schemas.microsoft.com/office/drawing/2016/5/12/chartex" xmlns:cx7="http://schemas.microsoft.com/office/drawing/2016/5/13/chartex" xmlns:cx8="http://schemas.microsoft.com/office/drawing/2016/5/14/chartex" xmlns:mc="http://schemas.openxmlformats.org/markup-compatibility/2006" xmlns:aink="http://schemas.microsoft.com/office/drawing/2016/ink" xmlns:am3d="http://schemas.microsoft.com/office/drawing/2017/model3d" xmlns:o="urn:schemas-microsoft-com:office:office" xmlns:oel="http://schemas.microsoft.com/office/2019/extlst" xmlns:r="http://schemas.openxmlformats.org/officeDocument/2006/relationships" xmlns:m="http://schemas.openxmlformats.org/officeDocument/2006/math" xmlns:v="urn:schemas-microsoft-com:vml" xmlns:wp14="http://schemas.microsoft.com/office/word/2010/wordprocessingDrawing" xmlns:wp="http://schemas.openxmlformats.org/drawingml/2006/wordprocessingDrawing" xmlns:w10="urn:schemas-microsoft-com:office:word" xmlns:w="http://schemas.openxmlformats.org/wordprocessingml/2006/main" xmlns:w14="http://schemas.microsoft.com/office/word/2010/wordml" xmlns:w15="http://schemas.microsoft.com/office/word/2012/wordml" xmlns:w16cex="http://schemas.microsoft.com/office/word/2018/wordml/cex" xmlns:w16cid="http://schemas.microsoft.com/office/word/2016/wordml/cid" xmlns:w16="http://schemas.microsoft.com/office/word/2018/wordml" xmlns:w16du="http://schemas.microsoft.com/office/word/2023/wordml/word16du" xmlns:w16sdtdh="http://schemas.microsoft.com/office/word/2020/wordml/sdtdatahash" xmlns:w16sdtfl="http://schemas.microsoft.com/office/word/2024/wordml/sdtformatlock" xmlns:w16se="http://schemas.microsoft.com/office/word/2015/wordml/symex" xmlns:wpg="http://schemas.microsoft.com/office/word/2010/wordprocessingGroup" xmlns:wpi="http://schemas.microsoft.com/office/word/2010/wordprocessingInk" xmlns:wne="http://schemas.microsoft.com/office/word/2006/wordml" xmlns:wps="http://schemas.microsoft.com/office/word/2010/wordprocessingShape" mc:Ignorable="w14 w15 w16se w16cid w16 w16cex w16sdtdh w16sdtfl w16du wp14">
   <w:body>
     <w:p>
       <w:pPr>
@@ -15,55 +15,36 @@
       </w:pPr>
       <w:r>
         <w:rPr>
-          <w:rFonts w:ascii="Aptos" w:hAnsi="Aptos" w:eastAsia="Aptos" w:cs="Aptos"/>
-          <w:color w:val="000000"/>
-          <w:sz w:val="40"/>
-          <w:szCs w:val="40"/>
-        </w:rPr>
-        <w:t/>
-      </w:r>
-      <w:r>
-        <w:rPr>
-          <w:rFonts w:ascii="Aptos" w:hAnsi="Aptos" w:eastAsia="Aptos" w:cs="Aptos"/>
-          <w:color w:val="000000"/>
-          <w:sz w:val="40"/>
-          <w:szCs w:val="40"/>
+          <w:rFonts w:ascii="Aptos" w:eastAsia="Aptos" w:hAnsi="Aptos"/>
+          <w:color w:val="000000"/>
         </w:rPr>
         <w:t xml:space="preserve">Instructions for SP </w:t>
       </w:r>
       <w:r>
         <w:rPr>
-          <w:rFonts w:ascii="Aptos" w:hAnsi="Aptos" w:eastAsia="Aptos" w:cs="Aptos"/>
-          <w:color w:val="000000"/>
-          <w:sz w:val="40"/>
-          <w:szCs w:val="40"/>
+          <w:rFonts w:ascii="Aptos" w:eastAsia="Aptos" w:hAnsi="Aptos"/>
+          <w:color w:val="000000"/>
         </w:rPr>
         <w:t>5</w:t>
       </w:r>
       <w:r>
         <w:rPr>
-          <w:rFonts w:ascii="Aptos" w:hAnsi="Aptos" w:eastAsia="Aptos" w:cs="Aptos"/>
-          <w:color w:val="000000"/>
-          <w:sz w:val="40"/>
-          <w:szCs w:val="40"/>
+          <w:rFonts w:ascii="Aptos" w:eastAsia="Aptos" w:hAnsi="Aptos"/>
+          <w:color w:val="000000"/>
         </w:rPr>
         <w:t xml:space="preserve">: </w:t>
       </w:r>
       <w:r>
         <w:rPr>
-          <w:rFonts w:ascii="Aptos" w:hAnsi="Aptos" w:eastAsia="Aptos" w:cs="Aptos"/>
-          <w:color w:val="000000"/>
-          <w:sz w:val="40"/>
-          <w:szCs w:val="40"/>
+          <w:rFonts w:ascii="Aptos" w:eastAsia="Aptos" w:hAnsi="Aptos"/>
+          <w:color w:val="000000"/>
         </w:rPr>
         <w:t>Track</w:t>
       </w:r>
       <w:r>
         <w:rPr>
-          <w:rFonts w:ascii="Aptos" w:hAnsi="Aptos" w:eastAsia="Aptos" w:cs="Aptos"/>
-          <w:color w:val="000000"/>
-          <w:sz w:val="40"/>
-          <w:szCs w:val="40"/>
+          <w:rFonts w:ascii="Aptos" w:eastAsia="Aptos" w:hAnsi="Aptos"/>
+          <w:color w:val="000000"/>
         </w:rPr>
         <w:t>, Sideline</w:t>
       </w:r>
@@ -80,7 +61,6 @@
       </w:pPr>
       <w:r>
         <w:rPr>
-          <w:rFonts w:ascii="Aptos" w:hAnsi="Aptos" w:eastAsia="Aptos" w:cs="Aptos"/>
           <w:b/>
           <w:bCs/>
           <w:color w:val="000000"/>
@@ -91,24 +71,12 @@
       </w:r>
       <w:r>
         <w:rPr>
-          <w:rFonts w:ascii="Aptos" w:hAnsi="Aptos" w:eastAsia="Aptos" w:cs="Aptos"/>
           <w:color w:val="000000"/>
           <w:sz w:val="24"/>
           <w:szCs w:val="24"/>
         </w:rPr>
         <w:t xml:space="preserve"> “I need my heel taped. It hurts so much.”</w:t>
       </w:r>
-      <w:del w:id="32" w:author="Anna Seaman" w:date="2026-08-12T13:13:00Z" w16du:dateUtc="2026-08-12T18:13:00Z">
-        <w:r>
-          <w:rPr>
-            <w:rFonts w:ascii="Times New Roman" w:hAnsi="Times New Roman"/>
-            <w:color w:val="000000"/>
-            <w:sz w:val="24"/>
-            <w:szCs w:val="24"/>
-          </w:rPr>
-          <w:delText xml:space="preserve"> </w:delText>
-        </w:r>
-      </w:del>
     </w:p>
     <w:p>
       <w:pPr>
@@ -122,7 +90,6 @@
       </w:pPr>
       <w:r>
         <w:rPr>
-          <w:rFonts w:ascii="Aptos" w:hAnsi="Aptos" w:eastAsia="Aptos" w:cs="Aptos"/>
           <w:color w:val="000000"/>
           <w:sz w:val="24"/>
           <w:szCs w:val="24"/>
@@ -131,7 +98,6 @@
       </w:r>
       <w:r>
         <w:rPr>
-          <w:rFonts w:ascii="Aptos" w:hAnsi="Aptos" w:eastAsia="Aptos" w:cs="Aptos"/>
           <w:color w:val="000000"/>
           <w:sz w:val="24"/>
           <w:szCs w:val="24"/>
@@ -140,7 +106,6 @@
       </w:r>
       <w:r>
         <w:rPr>
-          <w:rFonts w:ascii="Aptos" w:hAnsi="Aptos" w:eastAsia="Aptos" w:cs="Aptos"/>
           <w:color w:val="000000"/>
           <w:sz w:val="24"/>
           <w:szCs w:val="24"/>
@@ -149,7 +114,6 @@
       </w:r>
       <w:r>
         <w:rPr>
-          <w:rFonts w:ascii="Aptos" w:hAnsi="Aptos" w:eastAsia="Aptos" w:cs="Aptos"/>
           <w:color w:val="000000"/>
           <w:sz w:val="24"/>
           <w:szCs w:val="24"/>
@@ -158,7 +122,6 @@
       </w:r>
       <w:r>
         <w:rPr>
-          <w:rFonts w:ascii="Aptos" w:hAnsi="Aptos" w:eastAsia="Aptos" w:cs="Aptos"/>
           <w:color w:val="000000"/>
           <w:sz w:val="24"/>
           <w:szCs w:val="24"/>
@@ -167,7 +130,6 @@
       </w:r>
       <w:r>
         <w:rPr>
-          <w:rFonts w:ascii="Aptos" w:hAnsi="Aptos" w:eastAsia="Aptos" w:cs="Aptos"/>
           <w:color w:val="000000"/>
           <w:sz w:val="24"/>
           <w:szCs w:val="24"/>
@@ -176,7 +138,6 @@
       </w:r>
       <w:r>
         <w:rPr>
-          <w:rFonts w:ascii="Aptos" w:hAnsi="Aptos" w:eastAsia="Aptos" w:cs="Aptos"/>
           <w:color w:val="000000"/>
           <w:sz w:val="24"/>
           <w:szCs w:val="24"/>
@@ -185,7 +146,6 @@
       </w:r>
       <w:r>
         <w:rPr>
-          <w:rFonts w:ascii="Aptos" w:hAnsi="Aptos" w:eastAsia="Aptos" w:cs="Aptos"/>
           <w:color w:val="000000"/>
           <w:sz w:val="24"/>
           <w:szCs w:val="24"/>
@@ -194,7 +154,6 @@
       </w:r>
       <w:r>
         <w:rPr>
-          <w:rFonts w:ascii="Aptos" w:hAnsi="Aptos" w:eastAsia="Aptos" w:cs="Aptos"/>
           <w:color w:val="000000"/>
           <w:sz w:val="24"/>
           <w:szCs w:val="24"/>
@@ -203,7 +162,6 @@
       </w:r>
       <w:r>
         <w:rPr>
-          <w:rFonts w:ascii="Aptos" w:hAnsi="Aptos" w:eastAsia="Aptos" w:cs="Aptos"/>
           <w:color w:val="000000"/>
           <w:sz w:val="24"/>
           <w:szCs w:val="24"/>
@@ -212,7 +170,6 @@
       </w:r>
       <w:r>
         <w:rPr>
-          <w:rFonts w:ascii="Aptos" w:hAnsi="Aptos" w:eastAsia="Aptos" w:cs="Aptos"/>
           <w:color w:val="000000"/>
           <w:sz w:val="24"/>
           <w:szCs w:val="24"/>
@@ -221,7 +178,6 @@
       </w:r>
       <w:r>
         <w:rPr>
-          <w:rFonts w:ascii="Aptos" w:hAnsi="Aptos" w:eastAsia="Aptos" w:cs="Aptos"/>
           <w:color w:val="000000"/>
           <w:sz w:val="24"/>
           <w:szCs w:val="24"/>
@@ -230,7 +186,6 @@
       </w:r>
       <w:r>
         <w:rPr>
-          <w:rFonts w:ascii="Aptos" w:hAnsi="Aptos" w:eastAsia="Aptos" w:cs="Aptos"/>
           <w:color w:val="000000"/>
           <w:sz w:val="24"/>
           <w:szCs w:val="24"/>
@@ -239,7 +194,6 @@
       </w:r>
       <w:r>
         <w:rPr>
-          <w:rFonts w:ascii="Aptos" w:hAnsi="Aptos" w:eastAsia="Aptos" w:cs="Aptos"/>
           <w:color w:val="000000"/>
           <w:sz w:val="24"/>
           <w:szCs w:val="24"/>
@@ -248,7 +202,6 @@
       </w:r>
       <w:r>
         <w:rPr>
-          <w:rFonts w:ascii="Aptos" w:hAnsi="Aptos" w:eastAsia="Aptos" w:cs="Aptos"/>
           <w:color w:val="000000"/>
           <w:sz w:val="24"/>
           <w:szCs w:val="24"/>
@@ -257,7 +210,6 @@
       </w:r>
       <w:r>
         <w:rPr>
-          <w:rFonts w:ascii="Aptos" w:hAnsi="Aptos" w:eastAsia="Aptos" w:cs="Aptos"/>
           <w:color w:val="000000"/>
           <w:sz w:val="24"/>
           <w:szCs w:val="24"/>
@@ -266,7 +218,6 @@
       </w:r>
       <w:r>
         <w:rPr>
-          <w:rFonts w:ascii="Aptos" w:hAnsi="Aptos" w:eastAsia="Aptos" w:cs="Aptos"/>
           <w:color w:val="000000"/>
           <w:sz w:val="24"/>
           <w:szCs w:val="24"/>
@@ -275,7 +226,6 @@
       </w:r>
       <w:r>
         <w:rPr>
-          <w:rFonts w:ascii="Aptos" w:hAnsi="Aptos" w:eastAsia="Aptos" w:cs="Aptos"/>
           <w:color w:val="000000"/>
           <w:sz w:val="24"/>
           <w:szCs w:val="24"/>
@@ -284,7 +234,6 @@
       </w:r>
       <w:r>
         <w:rPr>
-          <w:rFonts w:ascii="Aptos" w:hAnsi="Aptos" w:eastAsia="Aptos" w:cs="Aptos"/>
           <w:color w:val="000000"/>
           <w:sz w:val="24"/>
           <w:szCs w:val="24"/>
@@ -293,7 +242,6 @@
       </w:r>
       <w:r>
         <w:rPr>
-          <w:rFonts w:ascii="Aptos" w:hAnsi="Aptos" w:eastAsia="Aptos" w:cs="Aptos"/>
           <w:color w:val="000000"/>
           <w:sz w:val="24"/>
           <w:szCs w:val="24"/>
@@ -302,7 +250,6 @@
       </w:r>
       <w:r>
         <w:rPr>
-          <w:rFonts w:ascii="Aptos" w:hAnsi="Aptos" w:eastAsia="Aptos" w:cs="Aptos"/>
           <w:color w:val="000000"/>
           <w:sz w:val="24"/>
           <w:szCs w:val="24"/>
@@ -311,7 +258,6 @@
       </w:r>
       <w:r>
         <w:rPr>
-          <w:rFonts w:ascii="Aptos" w:hAnsi="Aptos" w:eastAsia="Aptos" w:cs="Aptos"/>
           <w:color w:val="000000"/>
           <w:sz w:val="24"/>
           <w:szCs w:val="24"/>
@@ -320,7 +266,6 @@
       </w:r>
       <w:r>
         <w:rPr>
-          <w:rFonts w:ascii="Aptos" w:hAnsi="Aptos" w:eastAsia="Aptos" w:cs="Aptos"/>
           <w:color w:val="000000"/>
           <w:sz w:val="24"/>
           <w:szCs w:val="24"/>
@@ -329,7 +274,6 @@
       </w:r>
       <w:r>
         <w:rPr>
-          <w:rFonts w:ascii="Aptos" w:hAnsi="Aptos" w:eastAsia="Aptos" w:cs="Aptos"/>
           <w:color w:val="000000"/>
           <w:sz w:val="24"/>
           <w:szCs w:val="24"/>
@@ -338,7 +282,6 @@
       </w:r>
       <w:r>
         <w:rPr>
-          <w:rFonts w:ascii="Aptos" w:hAnsi="Aptos" w:eastAsia="Aptos" w:cs="Aptos"/>
           <w:color w:val="000000"/>
           <w:sz w:val="24"/>
           <w:szCs w:val="24"/>
@@ -347,7 +290,6 @@
       </w:r>
       <w:r>
         <w:rPr>
-          <w:rFonts w:ascii="Aptos" w:hAnsi="Aptos" w:eastAsia="Aptos" w:cs="Aptos"/>
           <w:color w:val="000000"/>
           <w:sz w:val="24"/>
           <w:szCs w:val="24"/>
@@ -356,7 +298,6 @@
       </w:r>
       <w:r>
         <w:rPr>
-          <w:rFonts w:ascii="Aptos" w:hAnsi="Aptos" w:eastAsia="Aptos" w:cs="Aptos"/>
           <w:color w:val="000000"/>
           <w:sz w:val="24"/>
           <w:szCs w:val="24"/>
@@ -376,7 +317,6 @@
       </w:pPr>
       <w:r>
         <w:rPr>
-          <w:rFonts w:ascii="Aptos" w:hAnsi="Aptos" w:eastAsia="Aptos" w:cs="Aptos"/>
           <w:b/>
           <w:bCs/>
           <w:color w:val="000000"/>
@@ -387,7 +327,6 @@
       </w:r>
       <w:r>
         <w:rPr>
-          <w:rFonts w:ascii="Aptos" w:hAnsi="Aptos" w:eastAsia="Aptos" w:cs="Aptos"/>
           <w:color w:val="000000"/>
           <w:sz w:val="24"/>
           <w:szCs w:val="24"/>
@@ -407,7 +346,6 @@
       </w:pPr>
       <w:r>
         <w:rPr>
-          <w:rFonts w:ascii="Aptos" w:hAnsi="Aptos" w:eastAsia="Aptos" w:cs="Aptos"/>
           <w:color w:val="000000"/>
           <w:sz w:val="24"/>
           <w:szCs w:val="24"/>
@@ -427,7 +365,6 @@
       </w:pPr>
       <w:r>
         <w:rPr>
-          <w:rFonts w:ascii="Aptos" w:hAnsi="Aptos" w:eastAsia="Aptos" w:cs="Aptos"/>
           <w:color w:val="000000"/>
           <w:sz w:val="24"/>
           <w:szCs w:val="24"/>
@@ -436,7 +373,6 @@
       </w:r>
       <w:r>
         <w:rPr>
-          <w:rFonts w:ascii="Aptos" w:hAnsi="Aptos" w:eastAsia="Aptos" w:cs="Aptos"/>
           <w:color w:val="000000"/>
           <w:sz w:val="24"/>
           <w:szCs w:val="24"/>
@@ -445,7 +381,6 @@
       </w:r>
       <w:r>
         <w:rPr>
-          <w:rFonts w:ascii="Aptos" w:hAnsi="Aptos" w:eastAsia="Aptos" w:cs="Aptos"/>
           <w:color w:val="000000"/>
           <w:sz w:val="24"/>
           <w:szCs w:val="24"/>
@@ -454,7 +389,6 @@
       </w:r>
       <w:r>
         <w:rPr>
-          <w:rFonts w:ascii="Aptos" w:hAnsi="Aptos" w:eastAsia="Aptos" w:cs="Aptos"/>
           <w:color w:val="000000"/>
           <w:sz w:val="24"/>
           <w:szCs w:val="24"/>
@@ -463,7 +397,6 @@
       </w:r>
       <w:r>
         <w:rPr>
-          <w:rFonts w:ascii="Aptos" w:hAnsi="Aptos" w:eastAsia="Aptos" w:cs="Aptos"/>
           <w:color w:val="000000"/>
           <w:sz w:val="24"/>
           <w:szCs w:val="24"/>
@@ -472,7 +405,6 @@
       </w:r>
       <w:r>
         <w:rPr>
-          <w:rFonts w:ascii="Aptos" w:hAnsi="Aptos" w:eastAsia="Aptos" w:cs="Aptos"/>
           <w:color w:val="000000"/>
           <w:sz w:val="24"/>
           <w:szCs w:val="24"/>
@@ -481,7 +413,6 @@
       </w:r>
       <w:r>
         <w:rPr>
-          <w:rFonts w:ascii="Aptos" w:hAnsi="Aptos" w:eastAsia="Aptos" w:cs="Aptos"/>
           <w:color w:val="000000"/>
           <w:sz w:val="24"/>
           <w:szCs w:val="24"/>
@@ -490,7 +421,6 @@
       </w:r>
       <w:r>
         <w:rPr>
-          <w:rFonts w:ascii="Aptos" w:hAnsi="Aptos" w:eastAsia="Aptos" w:cs="Aptos"/>
           <w:color w:val="000000"/>
           <w:sz w:val="24"/>
           <w:szCs w:val="24"/>
@@ -499,7 +429,6 @@
       </w:r>
       <w:r>
         <w:rPr>
-          <w:rFonts w:ascii="Aptos" w:hAnsi="Aptos" w:eastAsia="Aptos" w:cs="Aptos"/>
           <w:color w:val="000000"/>
           <w:sz w:val="24"/>
           <w:szCs w:val="24"/>
@@ -509,7 +438,6 @@
       <w:proofErr w:type="gramStart"/>
       <w:r>
         <w:rPr>
-          <w:rFonts w:ascii="Aptos" w:hAnsi="Aptos" w:eastAsia="Aptos" w:cs="Aptos"/>
           <w:color w:val="000000"/>
           <w:sz w:val="24"/>
           <w:szCs w:val="24"/>
@@ -519,7 +447,6 @@
       <w:proofErr w:type="gramEnd"/>
       <w:r>
         <w:rPr>
-          <w:rFonts w:ascii="Aptos" w:hAnsi="Aptos" w:eastAsia="Aptos" w:cs="Aptos"/>
           <w:color w:val="000000"/>
           <w:sz w:val="24"/>
           <w:szCs w:val="24"/>
@@ -528,7 +455,6 @@
       </w:r>
       <w:r>
         <w:rPr>
-          <w:rFonts w:ascii="Aptos" w:hAnsi="Aptos" w:eastAsia="Aptos" w:cs="Aptos"/>
           <w:color w:val="000000"/>
           <w:sz w:val="24"/>
           <w:szCs w:val="24"/>
@@ -537,7 +463,6 @@
       </w:r>
       <w:r>
         <w:rPr>
-          <w:rFonts w:ascii="Aptos" w:hAnsi="Aptos" w:eastAsia="Aptos" w:cs="Aptos"/>
           <w:color w:val="000000"/>
           <w:sz w:val="24"/>
           <w:szCs w:val="24"/>
@@ -546,7 +471,6 @@
       </w:r>
       <w:r>
         <w:rPr>
-          <w:rFonts w:ascii="Aptos" w:hAnsi="Aptos" w:eastAsia="Aptos" w:cs="Aptos"/>
           <w:color w:val="000000"/>
           <w:sz w:val="24"/>
           <w:szCs w:val="24"/>
@@ -555,7 +479,6 @@
       </w:r>
       <w:r>
         <w:rPr>
-          <w:rFonts w:ascii="Aptos" w:hAnsi="Aptos" w:eastAsia="Aptos" w:cs="Aptos"/>
           <w:color w:val="000000"/>
           <w:sz w:val="24"/>
           <w:szCs w:val="24"/>
@@ -564,7 +487,6 @@
       </w:r>
       <w:r>
         <w:rPr>
-          <w:rFonts w:ascii="Aptos" w:hAnsi="Aptos" w:eastAsia="Aptos" w:cs="Aptos"/>
           <w:color w:val="000000"/>
           <w:sz w:val="24"/>
           <w:szCs w:val="24"/>
@@ -573,7 +495,6 @@
       </w:r>
       <w:r>
         <w:rPr>
-          <w:rFonts w:ascii="Aptos" w:hAnsi="Aptos" w:eastAsia="Aptos" w:cs="Aptos"/>
           <w:color w:val="000000"/>
           <w:sz w:val="24"/>
           <w:szCs w:val="24"/>
@@ -582,7 +503,6 @@
       </w:r>
       <w:r>
         <w:rPr>
-          <w:rFonts w:ascii="Aptos" w:hAnsi="Aptos" w:eastAsia="Aptos" w:cs="Aptos"/>
           <w:color w:val="000000"/>
           <w:sz w:val="24"/>
           <w:szCs w:val="24"/>
@@ -591,7 +511,6 @@
       </w:r>
       <w:r>
         <w:rPr>
-          <w:rFonts w:ascii="Aptos" w:hAnsi="Aptos" w:eastAsia="Aptos" w:cs="Aptos"/>
           <w:color w:val="000000"/>
           <w:sz w:val="24"/>
           <w:szCs w:val="24"/>
@@ -600,7 +519,6 @@
       </w:r>
       <w:r>
         <w:rPr>
-          <w:rFonts w:ascii="Aptos" w:hAnsi="Aptos" w:eastAsia="Aptos" w:cs="Aptos"/>
           <w:color w:val="000000"/>
           <w:sz w:val="24"/>
           <w:szCs w:val="24"/>
@@ -609,7 +527,6 @@
       </w:r>
       <w:r>
         <w:rPr>
-          <w:rFonts w:ascii="Aptos" w:hAnsi="Aptos" w:eastAsia="Aptos" w:cs="Aptos"/>
           <w:color w:val="000000"/>
           <w:sz w:val="24"/>
           <w:szCs w:val="24"/>
@@ -618,7 +535,6 @@
       </w:r>
       <w:r>
         <w:rPr>
-          <w:rFonts w:ascii="Aptos" w:hAnsi="Aptos" w:eastAsia="Aptos" w:cs="Aptos"/>
           <w:color w:val="000000"/>
           <w:sz w:val="24"/>
           <w:szCs w:val="24"/>
@@ -627,7 +543,6 @@
       </w:r>
       <w:r>
         <w:rPr>
-          <w:rFonts w:ascii="Aptos" w:hAnsi="Aptos" w:eastAsia="Aptos" w:cs="Aptos"/>
           <w:color w:val="000000"/>
           <w:sz w:val="24"/>
           <w:szCs w:val="24"/>
@@ -636,7 +551,7 @@
       </w:r>
     </w:p>
     <w:sectPr>
-      <w:footerReference w:type="default" r:id="rId11"/>
+      <w:footerReference w:type="default" r:id="rId7"/>
       <w:pgSz w:w="12240" w:h="15840"/>
       <w:pgMar w:top="1440" w:right="1440" w:bottom="1440" w:left="1440" w:header="706" w:footer="706" w:gutter="0"/>
       <w:cols w:space="720"/>
@@ -647,7 +562,7 @@
 </file>
 
 <file path=word/endnotes.xml><?xml version="1.0" encoding="utf-8"?>
-<w:endnotes xmlns:wpc="http://schemas.microsoft.com/office/word/2010/wordprocessingCanvas" xmlns:cx="http://schemas.microsoft.com/office/drawing/2014/chartex" xmlns:cx1="http://schemas.microsoft.com/office/drawing/2015/9/8/chartex" xmlns:cx2="http://schemas.microsoft.com/office/drawing/2015/10/21/chartex" xmlns:cx3="http://schemas.microsoft.com/office/drawing/2016/5/9/chartex" xmlns:cx4="http://schemas.microsoft.com/office/drawing/2016/5/10/chartex" xmlns:cx5="http://schemas.microsoft.com/office/drawing/2016/5/11/chartex" xmlns:cx6="http://schemas.microsoft.com/office/drawing/2016/5/12/chartex" xmlns:cx7="http://schemas.microsoft.com/office/drawing/2016/5/13/chartex" xmlns:cx8="http://schemas.microsoft.com/office/drawing/2016/5/14/chartex" xmlns:mc="http://schemas.openxmlformats.org/markup-compatibility/2006" xmlns:aink="http://schemas.microsoft.com/office/drawing/2016/ink" xmlns:am3d="http://schemas.microsoft.com/office/drawing/2017/model3d" xmlns:o="urn:schemas-microsoft-com:office:office" xmlns:oel="http://schemas.microsoft.com/office/2019/extlst" xmlns:r="http://schemas.openxmlformats.org/officeDocument/2006/relationships" xmlns:m="http://schemas.openxmlformats.org/officeDocument/2006/math" xmlns:v="urn:schemas-microsoft-com:vml" xmlns:wp14="http://schemas.microsoft.com/office/word/2010/wordprocessingDrawing" xmlns:wp="http://schemas.openxmlformats.org/drawingml/2006/wordprocessingDrawing" xmlns:w10="urn:schemas-microsoft-com:office:word" xmlns:w="http://schemas.openxmlformats.org/wordprocessingml/2006/main" xmlns:w14="http://schemas.microsoft.com/office/word/2010/wordml" xmlns:w15="http://schemas.microsoft.com/office/word/2012/wordml" xmlns:w16cei="http://schemas.microsoft.com/office/word/2026/wordml/cei" xmlns:w16cex="http://schemas.microsoft.com/office/word/2018/wordml/cex" xmlns:w16cid="http://schemas.microsoft.com/office/word/2016/wordml/cid" xmlns:w16="http://schemas.microsoft.com/office/word/2018/wordml" xmlns:w16du="http://schemas.microsoft.com/office/word/2023/wordml/word16du" xmlns:w16sdtdh="http://schemas.microsoft.com/office/word/2020/wordml/sdtdatahash" xmlns:w16sdtfl="http://schemas.microsoft.com/office/word/2024/wordml/sdtformatlock" xmlns:w16se="http://schemas.microsoft.com/office/word/2015/wordml/symex" xmlns:wpg="http://schemas.microsoft.com/office/word/2010/wordprocessingGroup" xmlns:wpi="http://schemas.microsoft.com/office/word/2010/wordprocessingInk" xmlns:wne="http://schemas.microsoft.com/office/word/2006/wordml" xmlns:wps="http://schemas.microsoft.com/office/word/2010/wordprocessingShape" mc:Ignorable="w14 w15 w16se w16cid w16 w16cex w16sdtdh w16sdtfl w16du wp14">
+<w:endnotes xmlns:wpc="http://schemas.microsoft.com/office/word/2010/wordprocessingCanvas" xmlns:cx="http://schemas.microsoft.com/office/drawing/2014/chartex" xmlns:cx1="http://schemas.microsoft.com/office/drawing/2015/9/8/chartex" xmlns:cx2="http://schemas.microsoft.com/office/drawing/2015/10/21/chartex" xmlns:cx3="http://schemas.microsoft.com/office/drawing/2016/5/9/chartex" xmlns:cx4="http://schemas.microsoft.com/office/drawing/2016/5/10/chartex" xmlns:cx5="http://schemas.microsoft.com/office/drawing/2016/5/11/chartex" xmlns:cx6="http://schemas.microsoft.com/office/drawing/2016/5/12/chartex" xmlns:cx7="http://schemas.microsoft.com/office/drawing/2016/5/13/chartex" xmlns:cx8="http://schemas.microsoft.com/office/drawing/2016/5/14/chartex" xmlns:mc="http://schemas.openxmlformats.org/markup-compatibility/2006" xmlns:aink="http://schemas.microsoft.com/office/drawing/2016/ink" xmlns:am3d="http://schemas.microsoft.com/office/drawing/2017/model3d" xmlns:o="urn:schemas-microsoft-com:office:office" xmlns:oel="http://schemas.microsoft.com/office/2019/extlst" xmlns:r="http://schemas.openxmlformats.org/officeDocument/2006/relationships" xmlns:m="http://schemas.openxmlformats.org/officeDocument/2006/math" xmlns:v="urn:schemas-microsoft-com:vml" xmlns:wp14="http://schemas.microsoft.com/office/word/2010/wordprocessingDrawing" xmlns:wp="http://schemas.openxmlformats.org/drawingml/2006/wordprocessingDrawing" xmlns:w10="urn:schemas-microsoft-com:office:word" xmlns:w="http://schemas.openxmlformats.org/wordprocessingml/2006/main" xmlns:w14="http://schemas.microsoft.com/office/word/2010/wordml" xmlns:w15="http://schemas.microsoft.com/office/word/2012/wordml" xmlns:w16cex="http://schemas.microsoft.com/office/word/2018/wordml/cex" xmlns:w16cid="http://schemas.microsoft.com/office/word/2016/wordml/cid" xmlns:w16="http://schemas.microsoft.com/office/word/2018/wordml" xmlns:w16du="http://schemas.microsoft.com/office/word/2023/wordml/word16du" xmlns:w16sdtdh="http://schemas.microsoft.com/office/word/2020/wordml/sdtdatahash" xmlns:w16sdtfl="http://schemas.microsoft.com/office/word/2024/wordml/sdtformatlock" xmlns:w16se="http://schemas.microsoft.com/office/word/2015/wordml/symex" xmlns:wpg="http://schemas.microsoft.com/office/word/2010/wordprocessingGroup" xmlns:wpi="http://schemas.microsoft.com/office/word/2010/wordprocessingInk" xmlns:wne="http://schemas.microsoft.com/office/word/2006/wordml" xmlns:wps="http://schemas.microsoft.com/office/word/2010/wordprocessingShape" mc:Ignorable="w14 w15 w16se w16cid w16 w16cex w16sdtdh w16sdtfl w16du wp14">
   <w:endnote w:type="separator" w:id="-1">
     <w:p>
       <w:pPr>
@@ -672,22 +587,19 @@
 </file>
 
 <file path=word/footer1.xml><?xml version="1.0" encoding="utf-8"?>
-<w:ftr xmlns:m="http://schemas.openxmlformats.org/officeDocument/2006/math" xmlns:mc="http://schemas.openxmlformats.org/markup-compatibility/2006" xmlns:mo="http://schemas.microsoft.com/office/mac/office/2008/main" xmlns:mv="urn:schemas-microsoft-com:mac:vml" xmlns:o="urn:schemas-microsoft-com:office:office" xmlns:r="http://schemas.openxmlformats.org/officeDocument/2006/relationships" xmlns:v="urn:schemas-microsoft-com:vml" xmlns:w10="urn:schemas-microsoft-com:office:word" xmlns:w14="http://schemas.microsoft.com/office/word/2010/wordml" xmlns:w="http://schemas.openxmlformats.org/wordprocessingml/2006/main" xmlns:wne="http://schemas.microsoft.com/office/word/2006/wordml" xmlns:wp14="http://schemas.microsoft.com/office/word/2010/wordprocessingDrawing" xmlns:wp="http://schemas.openxmlformats.org/drawingml/2006/wordprocessingDrawing" xmlns:wpc="http://schemas.microsoft.com/office/word/2010/wordprocessingCanvas" xmlns:wpg="http://schemas.microsoft.com/office/word/2010/wordprocessingGroup" xmlns:wpi="http://schemas.microsoft.com/office/word/2010/wordprocessingInk" xmlns:wps="http://schemas.microsoft.com/office/word/2010/wordprocessingShape" mc:Ignorable="w14 wp14">
+<w:ftr xmlns:wpc="http://schemas.microsoft.com/office/word/2010/wordprocessingCanvas" xmlns:cx="http://schemas.microsoft.com/office/drawing/2014/chartex" xmlns:cx1="http://schemas.microsoft.com/office/drawing/2015/9/8/chartex" xmlns:cx2="http://schemas.microsoft.com/office/drawing/2015/10/21/chartex" xmlns:cx3="http://schemas.microsoft.com/office/drawing/2016/5/9/chartex" xmlns:cx4="http://schemas.microsoft.com/office/drawing/2016/5/10/chartex" xmlns:cx5="http://schemas.microsoft.com/office/drawing/2016/5/11/chartex" xmlns:cx6="http://schemas.microsoft.com/office/drawing/2016/5/12/chartex" xmlns:cx7="http://schemas.microsoft.com/office/drawing/2016/5/13/chartex" xmlns:cx8="http://schemas.microsoft.com/office/drawing/2016/5/14/chartex" xmlns:mc="http://schemas.openxmlformats.org/markup-compatibility/2006" xmlns:aink="http://schemas.microsoft.com/office/drawing/2016/ink" xmlns:am3d="http://schemas.microsoft.com/office/drawing/2017/model3d" xmlns:o="urn:schemas-microsoft-com:office:office" xmlns:oel="http://schemas.microsoft.com/office/2019/extlst" xmlns:r="http://schemas.openxmlformats.org/officeDocument/2006/relationships" xmlns:m="http://schemas.openxmlformats.org/officeDocument/2006/math" xmlns:v="urn:schemas-microsoft-com:vml" xmlns:wp14="http://schemas.microsoft.com/office/word/2010/wordprocessingDrawing" xmlns:wp="http://schemas.openxmlformats.org/drawingml/2006/wordprocessingDrawing" xmlns:w10="urn:schemas-microsoft-com:office:word" xmlns:w="http://schemas.openxmlformats.org/wordprocessingml/2006/main" xmlns:w14="http://schemas.microsoft.com/office/word/2010/wordml" xmlns:w15="http://schemas.microsoft.com/office/word/2012/wordml" xmlns:w16cex="http://schemas.microsoft.com/office/word/2018/wordml/cex" xmlns:w16cid="http://schemas.microsoft.com/office/word/2016/wordml/cid" xmlns:w16="http://schemas.microsoft.com/office/word/2018/wordml" xmlns:w16du="http://schemas.microsoft.com/office/word/2023/wordml/word16du" xmlns:w16sdtdh="http://schemas.microsoft.com/office/word/2020/wordml/sdtdatahash" xmlns:w16sdtfl="http://schemas.microsoft.com/office/word/2024/wordml/sdtformatlock" xmlns:w16se="http://schemas.microsoft.com/office/word/2015/wordml/symex" xmlns:wpg="http://schemas.microsoft.com/office/word/2010/wordprocessingGroup" xmlns:wpi="http://schemas.microsoft.com/office/word/2010/wordprocessingInk" xmlns:wne="http://schemas.microsoft.com/office/word/2006/wordml" xmlns:wps="http://schemas.microsoft.com/office/word/2010/wordprocessingShape" mc:Ignorable="w14 w15 w16se w16cid w16 w16cex w16sdtdh w16sdtfl w16du wp14">
   <w:p>
     <w:pPr>
-      <w:spacing w:line="240" w:lineRule="auto" w:before="0" w:after="0"/>
-      <w:jc w:val="left"/>
+      <w:spacing w:after="0" w:line="240" w:lineRule="auto"/>
     </w:pPr>
     <w:r>
       <w:rPr>
-        <w:rFonts w:ascii="Aptos" w:hAnsi="Aptos" w:eastAsia="Aptos" w:cs="Aptos"/>
         <w:sz w:val="18"/>
       </w:rPr>
       <w:t xml:space="preserve">From J.M. Larson and H.L. Stedge, </w:t>
     </w:r>
     <w:r>
       <w:rPr>
-        <w:rFonts w:ascii="Aptos" w:hAnsi="Aptos" w:eastAsia="Aptos" w:cs="Aptos"/>
         <w:i/>
         <w:sz w:val="18"/>
       </w:rPr>
@@ -695,7 +607,6 @@
     </w:r>
     <w:r>
       <w:rPr>
-        <w:rFonts w:ascii="Aptos" w:hAnsi="Aptos" w:eastAsia="Aptos" w:cs="Aptos"/>
         <w:sz w:val="18"/>
       </w:rPr>
       <w:t xml:space="preserve"> (Human Kinetics, 2027).</w:t>
@@ -705,7 +616,7 @@
 </file>
 
 <file path=word/footnotes.xml><?xml version="1.0" encoding="utf-8"?>
-<w:footnotes xmlns:wpc="http://schemas.microsoft.com/office/word/2010/wordprocessingCanvas" xmlns:cx="http://schemas.microsoft.com/office/drawing/2014/chartex" xmlns:cx1="http://schemas.microsoft.com/office/drawing/2015/9/8/chartex" xmlns:cx2="http://schemas.microsoft.com/office/drawing/2015/10/21/chartex" xmlns:cx3="http://schemas.microsoft.com/office/drawing/2016/5/9/chartex" xmlns:cx4="http://schemas.microsoft.com/office/drawing/2016/5/10/chartex" xmlns:cx5="http://schemas.microsoft.com/office/drawing/2016/5/11/chartex" xmlns:cx6="http://schemas.microsoft.com/office/drawing/2016/5/12/chartex" xmlns:cx7="http://schemas.microsoft.com/office/drawing/2016/5/13/chartex" xmlns:cx8="http://schemas.microsoft.com/office/drawing/2016/5/14/chartex" xmlns:mc="http://schemas.openxmlformats.org/markup-compatibility/2006" xmlns:aink="http://schemas.microsoft.com/office/drawing/2016/ink" xmlns:am3d="http://schemas.microsoft.com/office/drawing/2017/model3d" xmlns:o="urn:schemas-microsoft-com:office:office" xmlns:oel="http://schemas.microsoft.com/office/2019/extlst" xmlns:r="http://schemas.openxmlformats.org/officeDocument/2006/relationships" xmlns:m="http://schemas.openxmlformats.org/officeDocument/2006/math" xmlns:v="urn:schemas-microsoft-com:vml" xmlns:wp14="http://schemas.microsoft.com/office/word/2010/wordprocessingDrawing" xmlns:wp="http://schemas.openxmlformats.org/drawingml/2006/wordprocessingDrawing" xmlns:w10="urn:schemas-microsoft-com:office:word" xmlns:w="http://schemas.openxmlformats.org/wordprocessingml/2006/main" xmlns:w14="http://schemas.microsoft.com/office/word/2010/wordml" xmlns:w15="http://schemas.microsoft.com/office/word/2012/wordml" xmlns:w16cei="http://schemas.microsoft.com/office/word/2026/wordml/cei" xmlns:w16cex="http://schemas.microsoft.com/office/word/2018/wordml/cex" xmlns:w16cid="http://schemas.microsoft.com/office/word/2016/wordml/cid" xmlns:w16="http://schemas.microsoft.com/office/word/2018/wordml" xmlns:w16du="http://schemas.microsoft.com/office/word/2023/wordml/word16du" xmlns:w16sdtdh="http://schemas.microsoft.com/office/word/2020/wordml/sdtdatahash" xmlns:w16sdtfl="http://schemas.microsoft.com/office/word/2024/wordml/sdtformatlock" xmlns:w16se="http://schemas.microsoft.com/office/word/2015/wordml/symex" xmlns:wpg="http://schemas.microsoft.com/office/word/2010/wordprocessingGroup" xmlns:wpi="http://schemas.microsoft.com/office/word/2010/wordprocessingInk" xmlns:wne="http://schemas.microsoft.com/office/word/2006/wordml" xmlns:wps="http://schemas.microsoft.com/office/word/2010/wordprocessingShape" mc:Ignorable="w14 w15 w16se w16cid w16 w16cex w16sdtdh w16sdtfl w16du wp14">
+<w:footnotes xmlns:wpc="http://schemas.microsoft.com/office/word/2010/wordprocessingCanvas" xmlns:cx="http://schemas.microsoft.com/office/drawing/2014/chartex" xmlns:cx1="http://schemas.microsoft.com/office/drawing/2015/9/8/chartex" xmlns:cx2="http://schemas.microsoft.com/office/drawing/2015/10/21/chartex" xmlns:cx3="http://schemas.microsoft.com/office/drawing/2016/5/9/chartex" xmlns:cx4="http://schemas.microsoft.com/office/drawing/2016/5/10/chartex" xmlns:cx5="http://schemas.microsoft.com/office/drawing/2016/5/11/chartex" xmlns:cx6="http://schemas.microsoft.com/office/drawing/2016/5/12/chartex" xmlns:cx7="http://schemas.microsoft.com/office/drawing/2016/5/13/chartex" xmlns:cx8="http://schemas.microsoft.com/office/drawing/2016/5/14/chartex" xmlns:mc="http://schemas.openxmlformats.org/markup-compatibility/2006" xmlns:aink="http://schemas.microsoft.com/office/drawing/2016/ink" xmlns:am3d="http://schemas.microsoft.com/office/drawing/2017/model3d" xmlns:o="urn:schemas-microsoft-com:office:office" xmlns:oel="http://schemas.microsoft.com/office/2019/extlst" xmlns:r="http://schemas.openxmlformats.org/officeDocument/2006/relationships" xmlns:m="http://schemas.openxmlformats.org/officeDocument/2006/math" xmlns:v="urn:schemas-microsoft-com:vml" xmlns:wp14="http://schemas.microsoft.com/office/word/2010/wordprocessingDrawing" xmlns:wp="http://schemas.openxmlformats.org/drawingml/2006/wordprocessingDrawing" xmlns:w10="urn:schemas-microsoft-com:office:word" xmlns:w="http://schemas.openxmlformats.org/wordprocessingml/2006/main" xmlns:w14="http://schemas.microsoft.com/office/word/2010/wordml" xmlns:w15="http://schemas.microsoft.com/office/word/2012/wordml" xmlns:w16cex="http://schemas.microsoft.com/office/word/2018/wordml/cex" xmlns:w16cid="http://schemas.microsoft.com/office/word/2016/wordml/cid" xmlns:w16="http://schemas.microsoft.com/office/word/2018/wordml" xmlns:w16du="http://schemas.microsoft.com/office/word/2023/wordml/word16du" xmlns:w16sdtdh="http://schemas.microsoft.com/office/word/2020/wordml/sdtdatahash" xmlns:w16sdtfl="http://schemas.microsoft.com/office/word/2024/wordml/sdtformatlock" xmlns:w16se="http://schemas.microsoft.com/office/word/2015/wordml/symex" xmlns:wpg="http://schemas.microsoft.com/office/word/2010/wordprocessingGroup" xmlns:wpi="http://schemas.microsoft.com/office/word/2010/wordprocessingInk" xmlns:wne="http://schemas.microsoft.com/office/word/2006/wordml" xmlns:wps="http://schemas.microsoft.com/office/word/2010/wordprocessingShape" mc:Ignorable="w14 w15 w16se w16cid w16 w16cex w16sdtdh w16sdtfl w16du wp14">
   <w:footnote w:type="separator" w:id="-1">
     <w:p>
       <w:pPr>
@@ -730,7 +641,7 @@
 </file>
 
 <file path=word/numbering.xml><?xml version="1.0" encoding="utf-8"?>
-<w:numbering xmlns:wpc="http://schemas.microsoft.com/office/word/2010/wordprocessingCanvas" xmlns:cx="http://schemas.microsoft.com/office/drawing/2014/chartex" xmlns:cx1="http://schemas.microsoft.com/office/drawing/2015/9/8/chartex" xmlns:cx2="http://schemas.microsoft.com/office/drawing/2015/10/21/chartex" xmlns:cx3="http://schemas.microsoft.com/office/drawing/2016/5/9/chartex" xmlns:cx4="http://schemas.microsoft.com/office/drawing/2016/5/10/chartex" xmlns:cx5="http://schemas.microsoft.com/office/drawing/2016/5/11/chartex" xmlns:cx6="http://schemas.microsoft.com/office/drawing/2016/5/12/chartex" xmlns:cx7="http://schemas.microsoft.com/office/drawing/2016/5/13/chartex" xmlns:cx8="http://schemas.microsoft.com/office/drawing/2016/5/14/chartex" xmlns:mc="http://schemas.openxmlformats.org/markup-compatibility/2006" xmlns:aink="http://schemas.microsoft.com/office/drawing/2016/ink" xmlns:am3d="http://schemas.microsoft.com/office/drawing/2017/model3d" xmlns:o="urn:schemas-microsoft-com:office:office" xmlns:oel="http://schemas.microsoft.com/office/2019/extlst" xmlns:r="http://schemas.openxmlformats.org/officeDocument/2006/relationships" xmlns:m="http://schemas.openxmlformats.org/officeDocument/2006/math" xmlns:v="urn:schemas-microsoft-com:vml" xmlns:wp14="http://schemas.microsoft.com/office/word/2010/wordprocessingDrawing" xmlns:wp="http://schemas.openxmlformats.org/drawingml/2006/wordprocessingDrawing" xmlns:w10="urn:schemas-microsoft-com:office:word" xmlns:w="http://schemas.openxmlformats.org/wordprocessingml/2006/main" xmlns:w14="http://schemas.microsoft.com/office/word/2010/wordml" xmlns:w15="http://schemas.microsoft.com/office/word/2012/wordml" xmlns:w16cei="http://schemas.microsoft.com/office/word/2026/wordml/cei" xmlns:w16cex="http://schemas.microsoft.com/office/word/2018/wordml/cex" xmlns:w16cid="http://schemas.microsoft.com/office/word/2016/wordml/cid" xmlns:w16="http://schemas.microsoft.com/office/word/2018/wordml" xmlns:w16du="http://schemas.microsoft.com/office/word/2023/wordml/word16du" xmlns:w16sdtdh="http://schemas.microsoft.com/office/word/2020/wordml/sdtdatahash" xmlns:w16sdtfl="http://schemas.microsoft.com/office/word/2024/wordml/sdtformatlock" xmlns:w16se="http://schemas.microsoft.com/office/word/2015/wordml/symex" xmlns:wpg="http://schemas.microsoft.com/office/word/2010/wordprocessingGroup" xmlns:wpi="http://schemas.microsoft.com/office/word/2010/wordprocessingInk" xmlns:wne="http://schemas.microsoft.com/office/word/2006/wordml" xmlns:wps="http://schemas.microsoft.com/office/word/2010/wordprocessingShape" mc:Ignorable="w14 w15 w16se w16cid w16 w16cex w16sdtdh w16sdtfl w16du wp14">
+<w:numbering xmlns:wpc="http://schemas.microsoft.com/office/word/2010/wordprocessingCanvas" xmlns:cx="http://schemas.microsoft.com/office/drawing/2014/chartex" xmlns:cx1="http://schemas.microsoft.com/office/drawing/2015/9/8/chartex" xmlns:cx2="http://schemas.microsoft.com/office/drawing/2015/10/21/chartex" xmlns:cx3="http://schemas.microsoft.com/office/drawing/2016/5/9/chartex" xmlns:cx4="http://schemas.microsoft.com/office/drawing/2016/5/10/chartex" xmlns:cx5="http://schemas.microsoft.com/office/drawing/2016/5/11/chartex" xmlns:cx6="http://schemas.microsoft.com/office/drawing/2016/5/12/chartex" xmlns:cx7="http://schemas.microsoft.com/office/drawing/2016/5/13/chartex" xmlns:cx8="http://schemas.microsoft.com/office/drawing/2016/5/14/chartex" xmlns:mc="http://schemas.openxmlformats.org/markup-compatibility/2006" xmlns:aink="http://schemas.microsoft.com/office/drawing/2016/ink" xmlns:am3d="http://schemas.microsoft.com/office/drawing/2017/model3d" xmlns:o="urn:schemas-microsoft-com:office:office" xmlns:oel="http://schemas.microsoft.com/office/2019/extlst" xmlns:r="http://schemas.openxmlformats.org/officeDocument/2006/relationships" xmlns:m="http://schemas.openxmlformats.org/officeDocument/2006/math" xmlns:v="urn:schemas-microsoft-com:vml" xmlns:wp14="http://schemas.microsoft.com/office/word/2010/wordprocessingDrawing" xmlns:wp="http://schemas.openxmlformats.org/drawingml/2006/wordprocessingDrawing" xmlns:w10="urn:schemas-microsoft-com:office:word" xmlns:w="http://schemas.openxmlformats.org/wordprocessingml/2006/main" xmlns:w14="http://schemas.microsoft.com/office/word/2010/wordml" xmlns:w15="http://schemas.microsoft.com/office/word/2012/wordml" xmlns:w16cex="http://schemas.microsoft.com/office/word/2018/wordml/cex" xmlns:w16cid="http://schemas.microsoft.com/office/word/2016/wordml/cid" xmlns:w16="http://schemas.microsoft.com/office/word/2018/wordml" xmlns:w16du="http://schemas.microsoft.com/office/word/2023/wordml/word16du" xmlns:w16sdtdh="http://schemas.microsoft.com/office/word/2020/wordml/sdtdatahash" xmlns:w16sdtfl="http://schemas.microsoft.com/office/word/2024/wordml/sdtformatlock" xmlns:w16se="http://schemas.microsoft.com/office/word/2015/wordml/symex" xmlns:wpg="http://schemas.microsoft.com/office/word/2010/wordprocessingGroup" xmlns:wpi="http://schemas.microsoft.com/office/word/2010/wordprocessingInk" xmlns:wne="http://schemas.microsoft.com/office/word/2006/wordml" xmlns:wps="http://schemas.microsoft.com/office/word/2010/wordprocessingShape" mc:Ignorable="w14 w15 w16se w16cid w16 w16cex w16sdtdh w16sdtfl w16du wp14">
   <w:abstractNum w:abstractNumId="0" w15:restartNumberingAfterBreak="0">
     <w:nsid w:val="83A8C409"/>
     <w:multiLevelType w:val="hybridMultilevel"/>
@@ -3657,14 +3568,6 @@
     <w:abstractNumId w:val="8"/>
   </w:num>
 </w:numbering>
-</file>
-
-<file path=word/people.xml><?xml version="1.0" encoding="utf-8"?>
-<w15:people xmlns:wpc="http://schemas.microsoft.com/office/word/2010/wordprocessingCanvas" xmlns:cx="http://schemas.microsoft.com/office/drawing/2014/chartex" xmlns:cx1="http://schemas.microsoft.com/office/drawing/2015/9/8/chartex" xmlns:cx2="http://schemas.microsoft.com/office/drawing/2015/10/21/chartex" xmlns:cx3="http://schemas.microsoft.com/office/drawing/2016/5/9/chartex" xmlns:cx4="http://schemas.microsoft.com/office/drawing/2016/5/10/chartex" xmlns:cx5="http://schemas.microsoft.com/office/drawing/2016/5/11/chartex" xmlns:cx6="http://schemas.microsoft.com/office/drawing/2016/5/12/chartex" xmlns:cx7="http://schemas.microsoft.com/office/drawing/2016/5/13/chartex" xmlns:cx8="http://schemas.microsoft.com/office/drawing/2016/5/14/chartex" xmlns:mc="http://schemas.openxmlformats.org/markup-compatibility/2006" xmlns:aink="http://schemas.microsoft.com/office/drawing/2016/ink" xmlns:am3d="http://schemas.microsoft.com/office/drawing/2017/model3d" xmlns:o="urn:schemas-microsoft-com:office:office" xmlns:oel="http://schemas.microsoft.com/office/2019/extlst" xmlns:r="http://schemas.openxmlformats.org/officeDocument/2006/relationships" xmlns:m="http://schemas.openxmlformats.org/officeDocument/2006/math" xmlns:v="urn:schemas-microsoft-com:vml" xmlns:wp14="http://schemas.microsoft.com/office/word/2010/wordprocessingDrawing" xmlns:wp="http://schemas.openxmlformats.org/drawingml/2006/wordprocessingDrawing" xmlns:w10="urn:schemas-microsoft-com:office:word" xmlns:w="http://schemas.openxmlformats.org/wordprocessingml/2006/main" xmlns:w14="http://schemas.microsoft.com/office/word/2010/wordml" xmlns:w15="http://schemas.microsoft.com/office/word/2012/wordml" xmlns:w16cei="http://schemas.microsoft.com/office/word/2026/wordml/cei" xmlns:w16cex="http://schemas.microsoft.com/office/word/2018/wordml/cex" xmlns:w16cid="http://schemas.microsoft.com/office/word/2016/wordml/cid" xmlns:w16="http://schemas.microsoft.com/office/word/2018/wordml" xmlns:w16du="http://schemas.microsoft.com/office/word/2023/wordml/word16du" xmlns:w16sdtdh="http://schemas.microsoft.com/office/word/2020/wordml/sdtdatahash" xmlns:w16sdtfl="http://schemas.microsoft.com/office/word/2024/wordml/sdtformatlock" xmlns:w16se="http://schemas.microsoft.com/office/word/2015/wordml/symex" xmlns:wpg="http://schemas.microsoft.com/office/word/2010/wordprocessingGroup" xmlns:wpi="http://schemas.microsoft.com/office/word/2010/wordprocessingInk" xmlns:wne="http://schemas.microsoft.com/office/word/2006/wordml" xmlns:wps="http://schemas.microsoft.com/office/word/2010/wordprocessingShape" mc:Ignorable="w14 w15 w16se w16cid w16 w16cex w16sdtdh w16sdtfl w16du wp14">
-  <w15:person w15:author="Anna Seaman">
-    <w15:presenceInfo w15:providerId="AD" w15:userId="S::AnnaS@hkusa.com::713ab380-bdda-4997-81d0-fa539102c996"/>
-  </w15:person>
-</w15:people>
 </file>
 
 <file path=word/styles.xml><?xml version="1.0" encoding="utf-8"?>
@@ -4064,7 +3967,7 @@
       <w:spacing w:after="160" w:line="259" w:lineRule="auto"/>
     </w:pPr>
     <w:rPr>
-      <w:rFonts w:ascii="Aptos" w:hAnsi="Aptos" w:eastAsia="Aptos" w:cs="Aptos"/>
+      <w:rFonts w:cs="Aptos"/>
       <w:kern w:val="2"/>
       <w:sz w:val="22"/>
       <w:szCs w:val="22"/>

--- a/assets/downloads/simulation-10/instructions-for-sp-5-track-sideline.docx
+++ b/assets/downloads/simulation-10/instructions-for-sp-5-track-sideline.docx
@@ -1,6 +1,6 @@
 
 <file path=word/document.xml><?xml version="1.0" encoding="utf-8"?>
-<w:document xmlns:wpc="http://schemas.microsoft.com/office/word/2010/wordprocessingCanvas" xmlns:cx="http://schemas.microsoft.com/office/drawing/2014/chartex" xmlns:cx1="http://schemas.microsoft.com/office/drawing/2015/9/8/chartex" xmlns:cx2="http://schemas.microsoft.com/office/drawing/2015/10/21/chartex" xmlns:cx3="http://schemas.microsoft.com/office/drawing/2016/5/9/chartex" xmlns:cx4="http://schemas.microsoft.com/office/drawing/2016/5/10/chartex" xmlns:cx5="http://schemas.microsoft.com/office/drawing/2016/5/11/chartex" xmlns:cx6="http://schemas.microsoft.com/office/drawing/2016/5/12/chartex" xmlns:cx7="http://schemas.microsoft.com/office/drawing/2016/5/13/chartex" xmlns:cx8="http://schemas.microsoft.com/office/drawing/2016/5/14/chartex" xmlns:mc="http://schemas.openxmlformats.org/markup-compatibility/2006" xmlns:aink="http://schemas.microsoft.com/office/drawing/2016/ink" xmlns:am3d="http://schemas.microsoft.com/office/drawing/2017/model3d" xmlns:o="urn:schemas-microsoft-com:office:office" xmlns:oel="http://schemas.microsoft.com/office/2019/extlst" xmlns:r="http://schemas.openxmlformats.org/officeDocument/2006/relationships" xmlns:m="http://schemas.openxmlformats.org/officeDocument/2006/math" xmlns:v="urn:schemas-microsoft-com:vml" xmlns:wp14="http://schemas.microsoft.com/office/word/2010/wordprocessingDrawing" xmlns:wp="http://schemas.openxmlformats.org/drawingml/2006/wordprocessingDrawing" xmlns:w10="urn:schemas-microsoft-com:office:word" xmlns:w="http://schemas.openxmlformats.org/wordprocessingml/2006/main" xmlns:w14="http://schemas.microsoft.com/office/word/2010/wordml" xmlns:w15="http://schemas.microsoft.com/office/word/2012/wordml" xmlns:w16cex="http://schemas.microsoft.com/office/word/2018/wordml/cex" xmlns:w16cid="http://schemas.microsoft.com/office/word/2016/wordml/cid" xmlns:w16="http://schemas.microsoft.com/office/word/2018/wordml" xmlns:w16du="http://schemas.microsoft.com/office/word/2023/wordml/word16du" xmlns:w16sdtdh="http://schemas.microsoft.com/office/word/2020/wordml/sdtdatahash" xmlns:w16sdtfl="http://schemas.microsoft.com/office/word/2024/wordml/sdtformatlock" xmlns:w16se="http://schemas.microsoft.com/office/word/2015/wordml/symex" xmlns:wpg="http://schemas.microsoft.com/office/word/2010/wordprocessingGroup" xmlns:wpi="http://schemas.microsoft.com/office/word/2010/wordprocessingInk" xmlns:wne="http://schemas.microsoft.com/office/word/2006/wordml" xmlns:wps="http://schemas.microsoft.com/office/word/2010/wordprocessingShape" mc:Ignorable="w14 w15 w16se w16cid w16 w16cex w16sdtdh w16sdtfl w16du wp14">
+<w:document xmlns:wpc="http://schemas.microsoft.com/office/word/2010/wordprocessingCanvas" xmlns:cx="http://schemas.microsoft.com/office/drawing/2014/chartex" xmlns:cx1="http://schemas.microsoft.com/office/drawing/2015/9/8/chartex" xmlns:cx2="http://schemas.microsoft.com/office/drawing/2015/10/21/chartex" xmlns:cx3="http://schemas.microsoft.com/office/drawing/2016/5/9/chartex" xmlns:cx4="http://schemas.microsoft.com/office/drawing/2016/5/10/chartex" xmlns:cx5="http://schemas.microsoft.com/office/drawing/2016/5/11/chartex" xmlns:cx6="http://schemas.microsoft.com/office/drawing/2016/5/12/chartex" xmlns:cx7="http://schemas.microsoft.com/office/drawing/2016/5/13/chartex" xmlns:cx8="http://schemas.microsoft.com/office/drawing/2016/5/14/chartex" xmlns:mc="http://schemas.openxmlformats.org/markup-compatibility/2006" xmlns:aink="http://schemas.microsoft.com/office/drawing/2016/ink" xmlns:am3d="http://schemas.microsoft.com/office/drawing/2017/model3d" xmlns:o="urn:schemas-microsoft-com:office:office" xmlns:oel="http://schemas.microsoft.com/office/2019/extlst" xmlns:r="http://schemas.openxmlformats.org/officeDocument/2006/relationships" xmlns:m="http://schemas.openxmlformats.org/officeDocument/2006/math" xmlns:v="urn:schemas-microsoft-com:vml" xmlns:wp14="http://schemas.microsoft.com/office/word/2010/wordprocessingDrawing" xmlns:wp="http://schemas.openxmlformats.org/drawingml/2006/wordprocessingDrawing" xmlns:w10="urn:schemas-microsoft-com:office:word" xmlns:w="http://schemas.openxmlformats.org/wordprocessingml/2006/main" xmlns:w14="http://schemas.microsoft.com/office/word/2010/wordml" xmlns:w15="http://schemas.microsoft.com/office/word/2012/wordml" xmlns:w16cei="http://schemas.microsoft.com/office/word/2026/wordml/cei" xmlns:w16cex="http://schemas.microsoft.com/office/word/2018/wordml/cex" xmlns:w16cid="http://schemas.microsoft.com/office/word/2016/wordml/cid" xmlns:w16="http://schemas.microsoft.com/office/word/2018/wordml" xmlns:w16du="http://schemas.microsoft.com/office/word/2023/wordml/word16du" xmlns:w16sdtdh="http://schemas.microsoft.com/office/word/2020/wordml/sdtdatahash" xmlns:w16sdtfl="http://schemas.microsoft.com/office/word/2024/wordml/sdtformatlock" xmlns:w16se="http://schemas.microsoft.com/office/word/2015/wordml/symex" xmlns:wpg="http://schemas.microsoft.com/office/word/2010/wordprocessingGroup" xmlns:wpi="http://schemas.microsoft.com/office/word/2010/wordprocessingInk" xmlns:wne="http://schemas.microsoft.com/office/word/2006/wordml" xmlns:wps="http://schemas.microsoft.com/office/word/2010/wordprocessingShape" mc:Ignorable="w14 w15 w16se w16cid w16 w16cex w16sdtdh w16sdtfl w16du wp14">
   <w:body>
     <w:p>
       <w:pPr>
@@ -15,36 +15,55 @@
       </w:pPr>
       <w:r>
         <w:rPr>
-          <w:rFonts w:ascii="Aptos" w:eastAsia="Aptos" w:hAnsi="Aptos"/>
-          <w:color w:val="000000"/>
+          <w:rFonts w:ascii="Aptos" w:hAnsi="Aptos" w:eastAsia="Aptos" w:cs="Aptos"/>
+          <w:color w:val="000000"/>
+          <w:sz w:val="40"/>
+          <w:szCs w:val="40"/>
+        </w:rPr>
+        <w:t/>
+      </w:r>
+      <w:r>
+        <w:rPr>
+          <w:rFonts w:ascii="Aptos" w:hAnsi="Aptos" w:eastAsia="Aptos" w:cs="Aptos"/>
+          <w:color w:val="000000"/>
+          <w:sz w:val="40"/>
+          <w:szCs w:val="40"/>
         </w:rPr>
         <w:t xml:space="preserve">Instructions for SP </w:t>
       </w:r>
       <w:r>
         <w:rPr>
-          <w:rFonts w:ascii="Aptos" w:eastAsia="Aptos" w:hAnsi="Aptos"/>
-          <w:color w:val="000000"/>
+          <w:rFonts w:ascii="Aptos" w:hAnsi="Aptos" w:eastAsia="Aptos" w:cs="Aptos"/>
+          <w:color w:val="000000"/>
+          <w:sz w:val="40"/>
+          <w:szCs w:val="40"/>
         </w:rPr>
         <w:t>5</w:t>
       </w:r>
       <w:r>
         <w:rPr>
-          <w:rFonts w:ascii="Aptos" w:eastAsia="Aptos" w:hAnsi="Aptos"/>
-          <w:color w:val="000000"/>
+          <w:rFonts w:ascii="Aptos" w:hAnsi="Aptos" w:eastAsia="Aptos" w:cs="Aptos"/>
+          <w:color w:val="000000"/>
+          <w:sz w:val="40"/>
+          <w:szCs w:val="40"/>
         </w:rPr>
         <w:t xml:space="preserve">: </w:t>
       </w:r>
       <w:r>
         <w:rPr>
-          <w:rFonts w:ascii="Aptos" w:eastAsia="Aptos" w:hAnsi="Aptos"/>
-          <w:color w:val="000000"/>
+          <w:rFonts w:ascii="Aptos" w:hAnsi="Aptos" w:eastAsia="Aptos" w:cs="Aptos"/>
+          <w:color w:val="000000"/>
+          <w:sz w:val="40"/>
+          <w:szCs w:val="40"/>
         </w:rPr>
         <w:t>Track</w:t>
       </w:r>
       <w:r>
         <w:rPr>
-          <w:rFonts w:ascii="Aptos" w:eastAsia="Aptos" w:hAnsi="Aptos"/>
-          <w:color w:val="000000"/>
+          <w:rFonts w:ascii="Aptos" w:hAnsi="Aptos" w:eastAsia="Aptos" w:cs="Aptos"/>
+          <w:color w:val="000000"/>
+          <w:sz w:val="40"/>
+          <w:szCs w:val="40"/>
         </w:rPr>
         <w:t>, Sideline</w:t>
       </w:r>
@@ -61,6 +80,7 @@
       </w:pPr>
       <w:r>
         <w:rPr>
+          <w:rFonts w:ascii="Aptos" w:hAnsi="Aptos" w:eastAsia="Aptos" w:cs="Aptos"/>
           <w:b/>
           <w:bCs/>
           <w:color w:val="000000"/>
@@ -71,6 +91,7 @@
       </w:r>
       <w:r>
         <w:rPr>
+          <w:rFonts w:ascii="Aptos" w:hAnsi="Aptos" w:eastAsia="Aptos" w:cs="Aptos"/>
           <w:color w:val="000000"/>
           <w:sz w:val="24"/>
           <w:szCs w:val="24"/>
@@ -90,6 +111,7 @@
       </w:pPr>
       <w:r>
         <w:rPr>
+          <w:rFonts w:ascii="Aptos" w:hAnsi="Aptos" w:eastAsia="Aptos" w:cs="Aptos"/>
           <w:color w:val="000000"/>
           <w:sz w:val="24"/>
           <w:szCs w:val="24"/>
@@ -98,6 +120,7 @@
       </w:r>
       <w:r>
         <w:rPr>
+          <w:rFonts w:ascii="Aptos" w:hAnsi="Aptos" w:eastAsia="Aptos" w:cs="Aptos"/>
           <w:color w:val="000000"/>
           <w:sz w:val="24"/>
           <w:szCs w:val="24"/>
@@ -106,6 +129,7 @@
       </w:r>
       <w:r>
         <w:rPr>
+          <w:rFonts w:ascii="Aptos" w:hAnsi="Aptos" w:eastAsia="Aptos" w:cs="Aptos"/>
           <w:color w:val="000000"/>
           <w:sz w:val="24"/>
           <w:szCs w:val="24"/>
@@ -114,6 +138,7 @@
       </w:r>
       <w:r>
         <w:rPr>
+          <w:rFonts w:ascii="Aptos" w:hAnsi="Aptos" w:eastAsia="Aptos" w:cs="Aptos"/>
           <w:color w:val="000000"/>
           <w:sz w:val="24"/>
           <w:szCs w:val="24"/>
@@ -122,6 +147,7 @@
       </w:r>
       <w:r>
         <w:rPr>
+          <w:rFonts w:ascii="Aptos" w:hAnsi="Aptos" w:eastAsia="Aptos" w:cs="Aptos"/>
           <w:color w:val="000000"/>
           <w:sz w:val="24"/>
           <w:szCs w:val="24"/>
@@ -130,6 +156,7 @@
       </w:r>
       <w:r>
         <w:rPr>
+          <w:rFonts w:ascii="Aptos" w:hAnsi="Aptos" w:eastAsia="Aptos" w:cs="Aptos"/>
           <w:color w:val="000000"/>
           <w:sz w:val="24"/>
           <w:szCs w:val="24"/>
@@ -138,6 +165,7 @@
       </w:r>
       <w:r>
         <w:rPr>
+          <w:rFonts w:ascii="Aptos" w:hAnsi="Aptos" w:eastAsia="Aptos" w:cs="Aptos"/>
           <w:color w:val="000000"/>
           <w:sz w:val="24"/>
           <w:szCs w:val="24"/>
@@ -146,6 +174,7 @@
       </w:r>
       <w:r>
         <w:rPr>
+          <w:rFonts w:ascii="Aptos" w:hAnsi="Aptos" w:eastAsia="Aptos" w:cs="Aptos"/>
           <w:color w:val="000000"/>
           <w:sz w:val="24"/>
           <w:szCs w:val="24"/>
@@ -154,6 +183,7 @@
       </w:r>
       <w:r>
         <w:rPr>
+          <w:rFonts w:ascii="Aptos" w:hAnsi="Aptos" w:eastAsia="Aptos" w:cs="Aptos"/>
           <w:color w:val="000000"/>
           <w:sz w:val="24"/>
           <w:szCs w:val="24"/>
@@ -162,6 +192,7 @@
       </w:r>
       <w:r>
         <w:rPr>
+          <w:rFonts w:ascii="Aptos" w:hAnsi="Aptos" w:eastAsia="Aptos" w:cs="Aptos"/>
           <w:color w:val="000000"/>
           <w:sz w:val="24"/>
           <w:szCs w:val="24"/>
@@ -170,6 +201,7 @@
       </w:r>
       <w:r>
         <w:rPr>
+          <w:rFonts w:ascii="Aptos" w:hAnsi="Aptos" w:eastAsia="Aptos" w:cs="Aptos"/>
           <w:color w:val="000000"/>
           <w:sz w:val="24"/>
           <w:szCs w:val="24"/>
@@ -178,6 +210,7 @@
       </w:r>
       <w:r>
         <w:rPr>
+          <w:rFonts w:ascii="Aptos" w:hAnsi="Aptos" w:eastAsia="Aptos" w:cs="Aptos"/>
           <w:color w:val="000000"/>
           <w:sz w:val="24"/>
           <w:szCs w:val="24"/>
@@ -186,6 +219,7 @@
       </w:r>
       <w:r>
         <w:rPr>
+          <w:rFonts w:ascii="Aptos" w:hAnsi="Aptos" w:eastAsia="Aptos" w:cs="Aptos"/>
           <w:color w:val="000000"/>
           <w:sz w:val="24"/>
           <w:szCs w:val="24"/>
@@ -194,6 +228,7 @@
       </w:r>
       <w:r>
         <w:rPr>
+          <w:rFonts w:ascii="Aptos" w:hAnsi="Aptos" w:eastAsia="Aptos" w:cs="Aptos"/>
           <w:color w:val="000000"/>
           <w:sz w:val="24"/>
           <w:szCs w:val="24"/>
@@ -202,6 +237,7 @@
       </w:r>
       <w:r>
         <w:rPr>
+          <w:rFonts w:ascii="Aptos" w:hAnsi="Aptos" w:eastAsia="Aptos" w:cs="Aptos"/>
           <w:color w:val="000000"/>
           <w:sz w:val="24"/>
           <w:szCs w:val="24"/>
@@ -210,6 +246,7 @@
       </w:r>
       <w:r>
         <w:rPr>
+          <w:rFonts w:ascii="Aptos" w:hAnsi="Aptos" w:eastAsia="Aptos" w:cs="Aptos"/>
           <w:color w:val="000000"/>
           <w:sz w:val="24"/>
           <w:szCs w:val="24"/>
@@ -218,6 +255,7 @@
       </w:r>
       <w:r>
         <w:rPr>
+          <w:rFonts w:ascii="Aptos" w:hAnsi="Aptos" w:eastAsia="Aptos" w:cs="Aptos"/>
           <w:color w:val="000000"/>
           <w:sz w:val="24"/>
           <w:szCs w:val="24"/>
@@ -226,6 +264,7 @@
       </w:r>
       <w:r>
         <w:rPr>
+          <w:rFonts w:ascii="Aptos" w:hAnsi="Aptos" w:eastAsia="Aptos" w:cs="Aptos"/>
           <w:color w:val="000000"/>
           <w:sz w:val="24"/>
           <w:szCs w:val="24"/>
@@ -234,6 +273,7 @@
       </w:r>
       <w:r>
         <w:rPr>
+          <w:rFonts w:ascii="Aptos" w:hAnsi="Aptos" w:eastAsia="Aptos" w:cs="Aptos"/>
           <w:color w:val="000000"/>
           <w:sz w:val="24"/>
           <w:szCs w:val="24"/>
@@ -242,6 +282,7 @@
       </w:r>
       <w:r>
         <w:rPr>
+          <w:rFonts w:ascii="Aptos" w:hAnsi="Aptos" w:eastAsia="Aptos" w:cs="Aptos"/>
           <w:color w:val="000000"/>
           <w:sz w:val="24"/>
           <w:szCs w:val="24"/>
@@ -250,6 +291,7 @@
       </w:r>
       <w:r>
         <w:rPr>
+          <w:rFonts w:ascii="Aptos" w:hAnsi="Aptos" w:eastAsia="Aptos" w:cs="Aptos"/>
           <w:color w:val="000000"/>
           <w:sz w:val="24"/>
           <w:szCs w:val="24"/>
@@ -258,6 +300,7 @@
       </w:r>
       <w:r>
         <w:rPr>
+          <w:rFonts w:ascii="Aptos" w:hAnsi="Aptos" w:eastAsia="Aptos" w:cs="Aptos"/>
           <w:color w:val="000000"/>
           <w:sz w:val="24"/>
           <w:szCs w:val="24"/>
@@ -266,6 +309,7 @@
       </w:r>
       <w:r>
         <w:rPr>
+          <w:rFonts w:ascii="Aptos" w:hAnsi="Aptos" w:eastAsia="Aptos" w:cs="Aptos"/>
           <w:color w:val="000000"/>
           <w:sz w:val="24"/>
           <w:szCs w:val="24"/>
@@ -274,6 +318,7 @@
       </w:r>
       <w:r>
         <w:rPr>
+          <w:rFonts w:ascii="Aptos" w:hAnsi="Aptos" w:eastAsia="Aptos" w:cs="Aptos"/>
           <w:color w:val="000000"/>
           <w:sz w:val="24"/>
           <w:szCs w:val="24"/>
@@ -282,6 +327,7 @@
       </w:r>
       <w:r>
         <w:rPr>
+          <w:rFonts w:ascii="Aptos" w:hAnsi="Aptos" w:eastAsia="Aptos" w:cs="Aptos"/>
           <w:color w:val="000000"/>
           <w:sz w:val="24"/>
           <w:szCs w:val="24"/>
@@ -290,6 +336,7 @@
       </w:r>
       <w:r>
         <w:rPr>
+          <w:rFonts w:ascii="Aptos" w:hAnsi="Aptos" w:eastAsia="Aptos" w:cs="Aptos"/>
           <w:color w:val="000000"/>
           <w:sz w:val="24"/>
           <w:szCs w:val="24"/>
@@ -298,6 +345,7 @@
       </w:r>
       <w:r>
         <w:rPr>
+          <w:rFonts w:ascii="Aptos" w:hAnsi="Aptos" w:eastAsia="Aptos" w:cs="Aptos"/>
           <w:color w:val="000000"/>
           <w:sz w:val="24"/>
           <w:szCs w:val="24"/>
@@ -317,6 +365,7 @@
       </w:pPr>
       <w:r>
         <w:rPr>
+          <w:rFonts w:ascii="Aptos" w:hAnsi="Aptos" w:eastAsia="Aptos" w:cs="Aptos"/>
           <w:b/>
           <w:bCs/>
           <w:color w:val="000000"/>
@@ -327,6 +376,7 @@
       </w:r>
       <w:r>
         <w:rPr>
+          <w:rFonts w:ascii="Aptos" w:hAnsi="Aptos" w:eastAsia="Aptos" w:cs="Aptos"/>
           <w:color w:val="000000"/>
           <w:sz w:val="24"/>
           <w:szCs w:val="24"/>
@@ -346,6 +396,7 @@
       </w:pPr>
       <w:r>
         <w:rPr>
+          <w:rFonts w:ascii="Aptos" w:hAnsi="Aptos" w:eastAsia="Aptos" w:cs="Aptos"/>
           <w:color w:val="000000"/>
           <w:sz w:val="24"/>
           <w:szCs w:val="24"/>
@@ -365,6 +416,7 @@
       </w:pPr>
       <w:r>
         <w:rPr>
+          <w:rFonts w:ascii="Aptos" w:hAnsi="Aptos" w:eastAsia="Aptos" w:cs="Aptos"/>
           <w:color w:val="000000"/>
           <w:sz w:val="24"/>
           <w:szCs w:val="24"/>
@@ -373,6 +425,7 @@
       </w:r>
       <w:r>
         <w:rPr>
+          <w:rFonts w:ascii="Aptos" w:hAnsi="Aptos" w:eastAsia="Aptos" w:cs="Aptos"/>
           <w:color w:val="000000"/>
           <w:sz w:val="24"/>
           <w:szCs w:val="24"/>
@@ -381,6 +434,7 @@
       </w:r>
       <w:r>
         <w:rPr>
+          <w:rFonts w:ascii="Aptos" w:hAnsi="Aptos" w:eastAsia="Aptos" w:cs="Aptos"/>
           <w:color w:val="000000"/>
           <w:sz w:val="24"/>
           <w:szCs w:val="24"/>
@@ -389,6 +443,7 @@
       </w:r>
       <w:r>
         <w:rPr>
+          <w:rFonts w:ascii="Aptos" w:hAnsi="Aptos" w:eastAsia="Aptos" w:cs="Aptos"/>
           <w:color w:val="000000"/>
           <w:sz w:val="24"/>
           <w:szCs w:val="24"/>
@@ -397,6 +452,7 @@
       </w:r>
       <w:r>
         <w:rPr>
+          <w:rFonts w:ascii="Aptos" w:hAnsi="Aptos" w:eastAsia="Aptos" w:cs="Aptos"/>
           <w:color w:val="000000"/>
           <w:sz w:val="24"/>
           <w:szCs w:val="24"/>
@@ -405,6 +461,7 @@
       </w:r>
       <w:r>
         <w:rPr>
+          <w:rFonts w:ascii="Aptos" w:hAnsi="Aptos" w:eastAsia="Aptos" w:cs="Aptos"/>
           <w:color w:val="000000"/>
           <w:sz w:val="24"/>
           <w:szCs w:val="24"/>
@@ -413,6 +470,7 @@
       </w:r>
       <w:r>
         <w:rPr>
+          <w:rFonts w:ascii="Aptos" w:hAnsi="Aptos" w:eastAsia="Aptos" w:cs="Aptos"/>
           <w:color w:val="000000"/>
           <w:sz w:val="24"/>
           <w:szCs w:val="24"/>
@@ -421,6 +479,7 @@
       </w:r>
       <w:r>
         <w:rPr>
+          <w:rFonts w:ascii="Aptos" w:hAnsi="Aptos" w:eastAsia="Aptos" w:cs="Aptos"/>
           <w:color w:val="000000"/>
           <w:sz w:val="24"/>
           <w:szCs w:val="24"/>
@@ -429,6 +488,7 @@
       </w:r>
       <w:r>
         <w:rPr>
+          <w:rFonts w:ascii="Aptos" w:hAnsi="Aptos" w:eastAsia="Aptos" w:cs="Aptos"/>
           <w:color w:val="000000"/>
           <w:sz w:val="24"/>
           <w:szCs w:val="24"/>
@@ -438,6 +498,7 @@
       <w:proofErr w:type="gramStart"/>
       <w:r>
         <w:rPr>
+          <w:rFonts w:ascii="Aptos" w:hAnsi="Aptos" w:eastAsia="Aptos" w:cs="Aptos"/>
           <w:color w:val="000000"/>
           <w:sz w:val="24"/>
           <w:szCs w:val="24"/>
@@ -447,6 +508,7 @@
       <w:proofErr w:type="gramEnd"/>
       <w:r>
         <w:rPr>
+          <w:rFonts w:ascii="Aptos" w:hAnsi="Aptos" w:eastAsia="Aptos" w:cs="Aptos"/>
           <w:color w:val="000000"/>
           <w:sz w:val="24"/>
           <w:szCs w:val="24"/>
@@ -455,6 +517,7 @@
       </w:r>
       <w:r>
         <w:rPr>
+          <w:rFonts w:ascii="Aptos" w:hAnsi="Aptos" w:eastAsia="Aptos" w:cs="Aptos"/>
           <w:color w:val="000000"/>
           <w:sz w:val="24"/>
           <w:szCs w:val="24"/>
@@ -463,6 +526,7 @@
       </w:r>
       <w:r>
         <w:rPr>
+          <w:rFonts w:ascii="Aptos" w:hAnsi="Aptos" w:eastAsia="Aptos" w:cs="Aptos"/>
           <w:color w:val="000000"/>
           <w:sz w:val="24"/>
           <w:szCs w:val="24"/>
@@ -471,6 +535,7 @@
       </w:r>
       <w:r>
         <w:rPr>
+          <w:rFonts w:ascii="Aptos" w:hAnsi="Aptos" w:eastAsia="Aptos" w:cs="Aptos"/>
           <w:color w:val="000000"/>
           <w:sz w:val="24"/>
           <w:szCs w:val="24"/>
@@ -479,6 +544,7 @@
       </w:r>
       <w:r>
         <w:rPr>
+          <w:rFonts w:ascii="Aptos" w:hAnsi="Aptos" w:eastAsia="Aptos" w:cs="Aptos"/>
           <w:color w:val="000000"/>
           <w:sz w:val="24"/>
           <w:szCs w:val="24"/>
@@ -487,6 +553,7 @@
       </w:r>
       <w:r>
         <w:rPr>
+          <w:rFonts w:ascii="Aptos" w:hAnsi="Aptos" w:eastAsia="Aptos" w:cs="Aptos"/>
           <w:color w:val="000000"/>
           <w:sz w:val="24"/>
           <w:szCs w:val="24"/>
@@ -495,6 +562,7 @@
       </w:r>
       <w:r>
         <w:rPr>
+          <w:rFonts w:ascii="Aptos" w:hAnsi="Aptos" w:eastAsia="Aptos" w:cs="Aptos"/>
           <w:color w:val="000000"/>
           <w:sz w:val="24"/>
           <w:szCs w:val="24"/>
@@ -503,6 +571,7 @@
       </w:r>
       <w:r>
         <w:rPr>
+          <w:rFonts w:ascii="Aptos" w:hAnsi="Aptos" w:eastAsia="Aptos" w:cs="Aptos"/>
           <w:color w:val="000000"/>
           <w:sz w:val="24"/>
           <w:szCs w:val="24"/>
@@ -511,6 +580,7 @@
       </w:r>
       <w:r>
         <w:rPr>
+          <w:rFonts w:ascii="Aptos" w:hAnsi="Aptos" w:eastAsia="Aptos" w:cs="Aptos"/>
           <w:color w:val="000000"/>
           <w:sz w:val="24"/>
           <w:szCs w:val="24"/>
@@ -519,6 +589,7 @@
       </w:r>
       <w:r>
         <w:rPr>
+          <w:rFonts w:ascii="Aptos" w:hAnsi="Aptos" w:eastAsia="Aptos" w:cs="Aptos"/>
           <w:color w:val="000000"/>
           <w:sz w:val="24"/>
           <w:szCs w:val="24"/>
@@ -527,6 +598,7 @@
       </w:r>
       <w:r>
         <w:rPr>
+          <w:rFonts w:ascii="Aptos" w:hAnsi="Aptos" w:eastAsia="Aptos" w:cs="Aptos"/>
           <w:color w:val="000000"/>
           <w:sz w:val="24"/>
           <w:szCs w:val="24"/>
@@ -535,6 +607,7 @@
       </w:r>
       <w:r>
         <w:rPr>
+          <w:rFonts w:ascii="Aptos" w:hAnsi="Aptos" w:eastAsia="Aptos" w:cs="Aptos"/>
           <w:color w:val="000000"/>
           <w:sz w:val="24"/>
           <w:szCs w:val="24"/>
@@ -543,6 +616,7 @@
       </w:r>
       <w:r>
         <w:rPr>
+          <w:rFonts w:ascii="Aptos" w:hAnsi="Aptos" w:eastAsia="Aptos" w:cs="Aptos"/>
           <w:color w:val="000000"/>
           <w:sz w:val="24"/>
           <w:szCs w:val="24"/>
@@ -551,7 +625,7 @@
       </w:r>
     </w:p>
     <w:sectPr>
-      <w:footerReference w:type="default" r:id="rId7"/>
+      <w:footerReference w:type="default" r:id="rId11"/>
       <w:pgSz w:w="12240" w:h="15840"/>
       <w:pgMar w:top="1440" w:right="1440" w:bottom="1440" w:left="1440" w:header="706" w:footer="706" w:gutter="0"/>
       <w:cols w:space="720"/>
@@ -562,7 +636,7 @@
 </file>
 
 <file path=word/endnotes.xml><?xml version="1.0" encoding="utf-8"?>
-<w:endnotes xmlns:wpc="http://schemas.microsoft.com/office/word/2010/wordprocessingCanvas" xmlns:cx="http://schemas.microsoft.com/office/drawing/2014/chartex" xmlns:cx1="http://schemas.microsoft.com/office/drawing/2015/9/8/chartex" xmlns:cx2="http://schemas.microsoft.com/office/drawing/2015/10/21/chartex" xmlns:cx3="http://schemas.microsoft.com/office/drawing/2016/5/9/chartex" xmlns:cx4="http://schemas.microsoft.com/office/drawing/2016/5/10/chartex" xmlns:cx5="http://schemas.microsoft.com/office/drawing/2016/5/11/chartex" xmlns:cx6="http://schemas.microsoft.com/office/drawing/2016/5/12/chartex" xmlns:cx7="http://schemas.microsoft.com/office/drawing/2016/5/13/chartex" xmlns:cx8="http://schemas.microsoft.com/office/drawing/2016/5/14/chartex" xmlns:mc="http://schemas.openxmlformats.org/markup-compatibility/2006" xmlns:aink="http://schemas.microsoft.com/office/drawing/2016/ink" xmlns:am3d="http://schemas.microsoft.com/office/drawing/2017/model3d" xmlns:o="urn:schemas-microsoft-com:office:office" xmlns:oel="http://schemas.microsoft.com/office/2019/extlst" xmlns:r="http://schemas.openxmlformats.org/officeDocument/2006/relationships" xmlns:m="http://schemas.openxmlformats.org/officeDocument/2006/math" xmlns:v="urn:schemas-microsoft-com:vml" xmlns:wp14="http://schemas.microsoft.com/office/word/2010/wordprocessingDrawing" xmlns:wp="http://schemas.openxmlformats.org/drawingml/2006/wordprocessingDrawing" xmlns:w10="urn:schemas-microsoft-com:office:word" xmlns:w="http://schemas.openxmlformats.org/wordprocessingml/2006/main" xmlns:w14="http://schemas.microsoft.com/office/word/2010/wordml" xmlns:w15="http://schemas.microsoft.com/office/word/2012/wordml" xmlns:w16cex="http://schemas.microsoft.com/office/word/2018/wordml/cex" xmlns:w16cid="http://schemas.microsoft.com/office/word/2016/wordml/cid" xmlns:w16="http://schemas.microsoft.com/office/word/2018/wordml" xmlns:w16du="http://schemas.microsoft.com/office/word/2023/wordml/word16du" xmlns:w16sdtdh="http://schemas.microsoft.com/office/word/2020/wordml/sdtdatahash" xmlns:w16sdtfl="http://schemas.microsoft.com/office/word/2024/wordml/sdtformatlock" xmlns:w16se="http://schemas.microsoft.com/office/word/2015/wordml/symex" xmlns:wpg="http://schemas.microsoft.com/office/word/2010/wordprocessingGroup" xmlns:wpi="http://schemas.microsoft.com/office/word/2010/wordprocessingInk" xmlns:wne="http://schemas.microsoft.com/office/word/2006/wordml" xmlns:wps="http://schemas.microsoft.com/office/word/2010/wordprocessingShape" mc:Ignorable="w14 w15 w16se w16cid w16 w16cex w16sdtdh w16sdtfl w16du wp14">
+<w:endnotes xmlns:wpc="http://schemas.microsoft.com/office/word/2010/wordprocessingCanvas" xmlns:cx="http://schemas.microsoft.com/office/drawing/2014/chartex" xmlns:cx1="http://schemas.microsoft.com/office/drawing/2015/9/8/chartex" xmlns:cx2="http://schemas.microsoft.com/office/drawing/2015/10/21/chartex" xmlns:cx3="http://schemas.microsoft.com/office/drawing/2016/5/9/chartex" xmlns:cx4="http://schemas.microsoft.com/office/drawing/2016/5/10/chartex" xmlns:cx5="http://schemas.microsoft.com/office/drawing/2016/5/11/chartex" xmlns:cx6="http://schemas.microsoft.com/office/drawing/2016/5/12/chartex" xmlns:cx7="http://schemas.microsoft.com/office/drawing/2016/5/13/chartex" xmlns:cx8="http://schemas.microsoft.com/office/drawing/2016/5/14/chartex" xmlns:mc="http://schemas.openxmlformats.org/markup-compatibility/2006" xmlns:aink="http://schemas.microsoft.com/office/drawing/2016/ink" xmlns:am3d="http://schemas.microsoft.com/office/drawing/2017/model3d" xmlns:o="urn:schemas-microsoft-com:office:office" xmlns:oel="http://schemas.microsoft.com/office/2019/extlst" xmlns:r="http://schemas.openxmlformats.org/officeDocument/2006/relationships" xmlns:m="http://schemas.openxmlformats.org/officeDocument/2006/math" xmlns:v="urn:schemas-microsoft-com:vml" xmlns:wp14="http://schemas.microsoft.com/office/word/2010/wordprocessingDrawing" xmlns:wp="http://schemas.openxmlformats.org/drawingml/2006/wordprocessingDrawing" xmlns:w10="urn:schemas-microsoft-com:office:word" xmlns:w="http://schemas.openxmlformats.org/wordprocessingml/2006/main" xmlns:w14="http://schemas.microsoft.com/office/word/2010/wordml" xmlns:w15="http://schemas.microsoft.com/office/word/2012/wordml" xmlns:w16cei="http://schemas.microsoft.com/office/word/2026/wordml/cei" xmlns:w16cex="http://schemas.microsoft.com/office/word/2018/wordml/cex" xmlns:w16cid="http://schemas.microsoft.com/office/word/2016/wordml/cid" xmlns:w16="http://schemas.microsoft.com/office/word/2018/wordml" xmlns:w16du="http://schemas.microsoft.com/office/word/2023/wordml/word16du" xmlns:w16sdtdh="http://schemas.microsoft.com/office/word/2020/wordml/sdtdatahash" xmlns:w16sdtfl="http://schemas.microsoft.com/office/word/2024/wordml/sdtformatlock" xmlns:w16se="http://schemas.microsoft.com/office/word/2015/wordml/symex" xmlns:wpg="http://schemas.microsoft.com/office/word/2010/wordprocessingGroup" xmlns:wpi="http://schemas.microsoft.com/office/word/2010/wordprocessingInk" xmlns:wne="http://schemas.microsoft.com/office/word/2006/wordml" xmlns:wps="http://schemas.microsoft.com/office/word/2010/wordprocessingShape" mc:Ignorable="w14 w15 w16se w16cid w16 w16cex w16sdtdh w16sdtfl w16du wp14">
   <w:endnote w:type="separator" w:id="-1">
     <w:p>
       <w:pPr>
@@ -587,19 +661,22 @@
 </file>
 
 <file path=word/footer1.xml><?xml version="1.0" encoding="utf-8"?>
-<w:ftr xmlns:wpc="http://schemas.microsoft.com/office/word/2010/wordprocessingCanvas" xmlns:cx="http://schemas.microsoft.com/office/drawing/2014/chartex" xmlns:cx1="http://schemas.microsoft.com/office/drawing/2015/9/8/chartex" xmlns:cx2="http://schemas.microsoft.com/office/drawing/2015/10/21/chartex" xmlns:cx3="http://schemas.microsoft.com/office/drawing/2016/5/9/chartex" xmlns:cx4="http://schemas.microsoft.com/office/drawing/2016/5/10/chartex" xmlns:cx5="http://schemas.microsoft.com/office/drawing/2016/5/11/chartex" xmlns:cx6="http://schemas.microsoft.com/office/drawing/2016/5/12/chartex" xmlns:cx7="http://schemas.microsoft.com/office/drawing/2016/5/13/chartex" xmlns:cx8="http://schemas.microsoft.com/office/drawing/2016/5/14/chartex" xmlns:mc="http://schemas.openxmlformats.org/markup-compatibility/2006" xmlns:aink="http://schemas.microsoft.com/office/drawing/2016/ink" xmlns:am3d="http://schemas.microsoft.com/office/drawing/2017/model3d" xmlns:o="urn:schemas-microsoft-com:office:office" xmlns:oel="http://schemas.microsoft.com/office/2019/extlst" xmlns:r="http://schemas.openxmlformats.org/officeDocument/2006/relationships" xmlns:m="http://schemas.openxmlformats.org/officeDocument/2006/math" xmlns:v="urn:schemas-microsoft-com:vml" xmlns:wp14="http://schemas.microsoft.com/office/word/2010/wordprocessingDrawing" xmlns:wp="http://schemas.openxmlformats.org/drawingml/2006/wordprocessingDrawing" xmlns:w10="urn:schemas-microsoft-com:office:word" xmlns:w="http://schemas.openxmlformats.org/wordprocessingml/2006/main" xmlns:w14="http://schemas.microsoft.com/office/word/2010/wordml" xmlns:w15="http://schemas.microsoft.com/office/word/2012/wordml" xmlns:w16cex="http://schemas.microsoft.com/office/word/2018/wordml/cex" xmlns:w16cid="http://schemas.microsoft.com/office/word/2016/wordml/cid" xmlns:w16="http://schemas.microsoft.com/office/word/2018/wordml" xmlns:w16du="http://schemas.microsoft.com/office/word/2023/wordml/word16du" xmlns:w16sdtdh="http://schemas.microsoft.com/office/word/2020/wordml/sdtdatahash" xmlns:w16sdtfl="http://schemas.microsoft.com/office/word/2024/wordml/sdtformatlock" xmlns:w16se="http://schemas.microsoft.com/office/word/2015/wordml/symex" xmlns:wpg="http://schemas.microsoft.com/office/word/2010/wordprocessingGroup" xmlns:wpi="http://schemas.microsoft.com/office/word/2010/wordprocessingInk" xmlns:wne="http://schemas.microsoft.com/office/word/2006/wordml" xmlns:wps="http://schemas.microsoft.com/office/word/2010/wordprocessingShape" mc:Ignorable="w14 w15 w16se w16cid w16 w16cex w16sdtdh w16sdtfl w16du wp14">
+<w:ftr xmlns:m="http://schemas.openxmlformats.org/officeDocument/2006/math" xmlns:mc="http://schemas.openxmlformats.org/markup-compatibility/2006" xmlns:mo="http://schemas.microsoft.com/office/mac/office/2008/main" xmlns:mv="urn:schemas-microsoft-com:mac:vml" xmlns:o="urn:schemas-microsoft-com:office:office" xmlns:r="http://schemas.openxmlformats.org/officeDocument/2006/relationships" xmlns:v="urn:schemas-microsoft-com:vml" xmlns:w10="urn:schemas-microsoft-com:office:word" xmlns:w14="http://schemas.microsoft.com/office/word/2010/wordml" xmlns:w="http://schemas.openxmlformats.org/wordprocessingml/2006/main" xmlns:wne="http://schemas.microsoft.com/office/word/2006/wordml" xmlns:wp14="http://schemas.microsoft.com/office/word/2010/wordprocessingDrawing" xmlns:wp="http://schemas.openxmlformats.org/drawingml/2006/wordprocessingDrawing" xmlns:wpc="http://schemas.microsoft.com/office/word/2010/wordprocessingCanvas" xmlns:wpg="http://schemas.microsoft.com/office/word/2010/wordprocessingGroup" xmlns:wpi="http://schemas.microsoft.com/office/word/2010/wordprocessingInk" xmlns:wps="http://schemas.microsoft.com/office/word/2010/wordprocessingShape" mc:Ignorable="w14 wp14">
   <w:p>
     <w:pPr>
-      <w:spacing w:after="0" w:line="240" w:lineRule="auto"/>
+      <w:spacing w:line="240" w:lineRule="auto" w:before="0" w:after="0"/>
+      <w:jc w:val="left"/>
     </w:pPr>
     <w:r>
       <w:rPr>
+        <w:rFonts w:ascii="Aptos" w:hAnsi="Aptos" w:eastAsia="Aptos" w:cs="Aptos"/>
         <w:sz w:val="18"/>
       </w:rPr>
       <w:t xml:space="preserve">From J.M. Larson and H.L. Stedge, </w:t>
     </w:r>
     <w:r>
       <w:rPr>
+        <w:rFonts w:ascii="Aptos" w:hAnsi="Aptos" w:eastAsia="Aptos" w:cs="Aptos"/>
         <w:i/>
         <w:sz w:val="18"/>
       </w:rPr>
@@ -607,6 +684,7 @@
     </w:r>
     <w:r>
       <w:rPr>
+        <w:rFonts w:ascii="Aptos" w:hAnsi="Aptos" w:eastAsia="Aptos" w:cs="Aptos"/>
         <w:sz w:val="18"/>
       </w:rPr>
       <w:t xml:space="preserve"> (Human Kinetics, 2027).</w:t>
@@ -616,7 +694,7 @@
 </file>
 
 <file path=word/footnotes.xml><?xml version="1.0" encoding="utf-8"?>
-<w:footnotes xmlns:wpc="http://schemas.microsoft.com/office/word/2010/wordprocessingCanvas" xmlns:cx="http://schemas.microsoft.com/office/drawing/2014/chartex" xmlns:cx1="http://schemas.microsoft.com/office/drawing/2015/9/8/chartex" xmlns:cx2="http://schemas.microsoft.com/office/drawing/2015/10/21/chartex" xmlns:cx3="http://schemas.microsoft.com/office/drawing/2016/5/9/chartex" xmlns:cx4="http://schemas.microsoft.com/office/drawing/2016/5/10/chartex" xmlns:cx5="http://schemas.microsoft.com/office/drawing/2016/5/11/chartex" xmlns:cx6="http://schemas.microsoft.com/office/drawing/2016/5/12/chartex" xmlns:cx7="http://schemas.microsoft.com/office/drawing/2016/5/13/chartex" xmlns:cx8="http://schemas.microsoft.com/office/drawing/2016/5/14/chartex" xmlns:mc="http://schemas.openxmlformats.org/markup-compatibility/2006" xmlns:aink="http://schemas.microsoft.com/office/drawing/2016/ink" xmlns:am3d="http://schemas.microsoft.com/office/drawing/2017/model3d" xmlns:o="urn:schemas-microsoft-com:office:office" xmlns:oel="http://schemas.microsoft.com/office/2019/extlst" xmlns:r="http://schemas.openxmlformats.org/officeDocument/2006/relationships" xmlns:m="http://schemas.openxmlformats.org/officeDocument/2006/math" xmlns:v="urn:schemas-microsoft-com:vml" xmlns:wp14="http://schemas.microsoft.com/office/word/2010/wordprocessingDrawing" xmlns:wp="http://schemas.openxmlformats.org/drawingml/2006/wordprocessingDrawing" xmlns:w10="urn:schemas-microsoft-com:office:word" xmlns:w="http://schemas.openxmlformats.org/wordprocessingml/2006/main" xmlns:w14="http://schemas.microsoft.com/office/word/2010/wordml" xmlns:w15="http://schemas.microsoft.com/office/word/2012/wordml" xmlns:w16cex="http://schemas.microsoft.com/office/word/2018/wordml/cex" xmlns:w16cid="http://schemas.microsoft.com/office/word/2016/wordml/cid" xmlns:w16="http://schemas.microsoft.com/office/word/2018/wordml" xmlns:w16du="http://schemas.microsoft.com/office/word/2023/wordml/word16du" xmlns:w16sdtdh="http://schemas.microsoft.com/office/word/2020/wordml/sdtdatahash" xmlns:w16sdtfl="http://schemas.microsoft.com/office/word/2024/wordml/sdtformatlock" xmlns:w16se="http://schemas.microsoft.com/office/word/2015/wordml/symex" xmlns:wpg="http://schemas.microsoft.com/office/word/2010/wordprocessingGroup" xmlns:wpi="http://schemas.microsoft.com/office/word/2010/wordprocessingInk" xmlns:wne="http://schemas.microsoft.com/office/word/2006/wordml" xmlns:wps="http://schemas.microsoft.com/office/word/2010/wordprocessingShape" mc:Ignorable="w14 w15 w16se w16cid w16 w16cex w16sdtdh w16sdtfl w16du wp14">
+<w:footnotes xmlns:wpc="http://schemas.microsoft.com/office/word/2010/wordprocessingCanvas" xmlns:cx="http://schemas.microsoft.com/office/drawing/2014/chartex" xmlns:cx1="http://schemas.microsoft.com/office/drawing/2015/9/8/chartex" xmlns:cx2="http://schemas.microsoft.com/office/drawing/2015/10/21/chartex" xmlns:cx3="http://schemas.microsoft.com/office/drawing/2016/5/9/chartex" xmlns:cx4="http://schemas.microsoft.com/office/drawing/2016/5/10/chartex" xmlns:cx5="http://schemas.microsoft.com/office/drawing/2016/5/11/chartex" xmlns:cx6="http://schemas.microsoft.com/office/drawing/2016/5/12/chartex" xmlns:cx7="http://schemas.microsoft.com/office/drawing/2016/5/13/chartex" xmlns:cx8="http://schemas.microsoft.com/office/drawing/2016/5/14/chartex" xmlns:mc="http://schemas.openxmlformats.org/markup-compatibility/2006" xmlns:aink="http://schemas.microsoft.com/office/drawing/2016/ink" xmlns:am3d="http://schemas.microsoft.com/office/drawing/2017/model3d" xmlns:o="urn:schemas-microsoft-com:office:office" xmlns:oel="http://schemas.microsoft.com/office/2019/extlst" xmlns:r="http://schemas.openxmlformats.org/officeDocument/2006/relationships" xmlns:m="http://schemas.openxmlformats.org/officeDocument/2006/math" xmlns:v="urn:schemas-microsoft-com:vml" xmlns:wp14="http://schemas.microsoft.com/office/word/2010/wordprocessingDrawing" xmlns:wp="http://schemas.openxmlformats.org/drawingml/2006/wordprocessingDrawing" xmlns:w10="urn:schemas-microsoft-com:office:word" xmlns:w="http://schemas.openxmlformats.org/wordprocessingml/2006/main" xmlns:w14="http://schemas.microsoft.com/office/word/2010/wordml" xmlns:w15="http://schemas.microsoft.com/office/word/2012/wordml" xmlns:w16cei="http://schemas.microsoft.com/office/word/2026/wordml/cei" xmlns:w16cex="http://schemas.microsoft.com/office/word/2018/wordml/cex" xmlns:w16cid="http://schemas.microsoft.com/office/word/2016/wordml/cid" xmlns:w16="http://schemas.microsoft.com/office/word/2018/wordml" xmlns:w16du="http://schemas.microsoft.com/office/word/2023/wordml/word16du" xmlns:w16sdtdh="http://schemas.microsoft.com/office/word/2020/wordml/sdtdatahash" xmlns:w16sdtfl="http://schemas.microsoft.com/office/word/2024/wordml/sdtformatlock" xmlns:w16se="http://schemas.microsoft.com/office/word/2015/wordml/symex" xmlns:wpg="http://schemas.microsoft.com/office/word/2010/wordprocessingGroup" xmlns:wpi="http://schemas.microsoft.com/office/word/2010/wordprocessingInk" xmlns:wne="http://schemas.microsoft.com/office/word/2006/wordml" xmlns:wps="http://schemas.microsoft.com/office/word/2010/wordprocessingShape" mc:Ignorable="w14 w15 w16se w16cid w16 w16cex w16sdtdh w16sdtfl w16du wp14">
   <w:footnote w:type="separator" w:id="-1">
     <w:p>
       <w:pPr>
@@ -641,7 +719,7 @@
 </file>
 
 <file path=word/numbering.xml><?xml version="1.0" encoding="utf-8"?>
-<w:numbering xmlns:wpc="http://schemas.microsoft.com/office/word/2010/wordprocessingCanvas" xmlns:cx="http://schemas.microsoft.com/office/drawing/2014/chartex" xmlns:cx1="http://schemas.microsoft.com/office/drawing/2015/9/8/chartex" xmlns:cx2="http://schemas.microsoft.com/office/drawing/2015/10/21/chartex" xmlns:cx3="http://schemas.microsoft.com/office/drawing/2016/5/9/chartex" xmlns:cx4="http://schemas.microsoft.com/office/drawing/2016/5/10/chartex" xmlns:cx5="http://schemas.microsoft.com/office/drawing/2016/5/11/chartex" xmlns:cx6="http://schemas.microsoft.com/office/drawing/2016/5/12/chartex" xmlns:cx7="http://schemas.microsoft.com/office/drawing/2016/5/13/chartex" xmlns:cx8="http://schemas.microsoft.com/office/drawing/2016/5/14/chartex" xmlns:mc="http://schemas.openxmlformats.org/markup-compatibility/2006" xmlns:aink="http://schemas.microsoft.com/office/drawing/2016/ink" xmlns:am3d="http://schemas.microsoft.com/office/drawing/2017/model3d" xmlns:o="urn:schemas-microsoft-com:office:office" xmlns:oel="http://schemas.microsoft.com/office/2019/extlst" xmlns:r="http://schemas.openxmlformats.org/officeDocument/2006/relationships" xmlns:m="http://schemas.openxmlformats.org/officeDocument/2006/math" xmlns:v="urn:schemas-microsoft-com:vml" xmlns:wp14="http://schemas.microsoft.com/office/word/2010/wordprocessingDrawing" xmlns:wp="http://schemas.openxmlformats.org/drawingml/2006/wordprocessingDrawing" xmlns:w10="urn:schemas-microsoft-com:office:word" xmlns:w="http://schemas.openxmlformats.org/wordprocessingml/2006/main" xmlns:w14="http://schemas.microsoft.com/office/word/2010/wordml" xmlns:w15="http://schemas.microsoft.com/office/word/2012/wordml" xmlns:w16cex="http://schemas.microsoft.com/office/word/2018/wordml/cex" xmlns:w16cid="http://schemas.microsoft.com/office/word/2016/wordml/cid" xmlns:w16="http://schemas.microsoft.com/office/word/2018/wordml" xmlns:w16du="http://schemas.microsoft.com/office/word/2023/wordml/word16du" xmlns:w16sdtdh="http://schemas.microsoft.com/office/word/2020/wordml/sdtdatahash" xmlns:w16sdtfl="http://schemas.microsoft.com/office/word/2024/wordml/sdtformatlock" xmlns:w16se="http://schemas.microsoft.com/office/word/2015/wordml/symex" xmlns:wpg="http://schemas.microsoft.com/office/word/2010/wordprocessingGroup" xmlns:wpi="http://schemas.microsoft.com/office/word/2010/wordprocessingInk" xmlns:wne="http://schemas.microsoft.com/office/word/2006/wordml" xmlns:wps="http://schemas.microsoft.com/office/word/2010/wordprocessingShape" mc:Ignorable="w14 w15 w16se w16cid w16 w16cex w16sdtdh w16sdtfl w16du wp14">
+<w:numbering xmlns:wpc="http://schemas.microsoft.com/office/word/2010/wordprocessingCanvas" xmlns:cx="http://schemas.microsoft.com/office/drawing/2014/chartex" xmlns:cx1="http://schemas.microsoft.com/office/drawing/2015/9/8/chartex" xmlns:cx2="http://schemas.microsoft.com/office/drawing/2015/10/21/chartex" xmlns:cx3="http://schemas.microsoft.com/office/drawing/2016/5/9/chartex" xmlns:cx4="http://schemas.microsoft.com/office/drawing/2016/5/10/chartex" xmlns:cx5="http://schemas.microsoft.com/office/drawing/2016/5/11/chartex" xmlns:cx6="http://schemas.microsoft.com/office/drawing/2016/5/12/chartex" xmlns:cx7="http://schemas.microsoft.com/office/drawing/2016/5/13/chartex" xmlns:cx8="http://schemas.microsoft.com/office/drawing/2016/5/14/chartex" xmlns:mc="http://schemas.openxmlformats.org/markup-compatibility/2006" xmlns:aink="http://schemas.microsoft.com/office/drawing/2016/ink" xmlns:am3d="http://schemas.microsoft.com/office/drawing/2017/model3d" xmlns:o="urn:schemas-microsoft-com:office:office" xmlns:oel="http://schemas.microsoft.com/office/2019/extlst" xmlns:r="http://schemas.openxmlformats.org/officeDocument/2006/relationships" xmlns:m="http://schemas.openxmlformats.org/officeDocument/2006/math" xmlns:v="urn:schemas-microsoft-com:vml" xmlns:wp14="http://schemas.microsoft.com/office/word/2010/wordprocessingDrawing" xmlns:wp="http://schemas.openxmlformats.org/drawingml/2006/wordprocessingDrawing" xmlns:w10="urn:schemas-microsoft-com:office:word" xmlns:w="http://schemas.openxmlformats.org/wordprocessingml/2006/main" xmlns:w14="http://schemas.microsoft.com/office/word/2010/wordml" xmlns:w15="http://schemas.microsoft.com/office/word/2012/wordml" xmlns:w16cei="http://schemas.microsoft.com/office/word/2026/wordml/cei" xmlns:w16cex="http://schemas.microsoft.com/office/word/2018/wordml/cex" xmlns:w16cid="http://schemas.microsoft.com/office/word/2016/wordml/cid" xmlns:w16="http://schemas.microsoft.com/office/word/2018/wordml" xmlns:w16du="http://schemas.microsoft.com/office/word/2023/wordml/word16du" xmlns:w16sdtdh="http://schemas.microsoft.com/office/word/2020/wordml/sdtdatahash" xmlns:w16sdtfl="http://schemas.microsoft.com/office/word/2024/wordml/sdtformatlock" xmlns:w16se="http://schemas.microsoft.com/office/word/2015/wordml/symex" xmlns:wpg="http://schemas.microsoft.com/office/word/2010/wordprocessingGroup" xmlns:wpi="http://schemas.microsoft.com/office/word/2010/wordprocessingInk" xmlns:wne="http://schemas.microsoft.com/office/word/2006/wordml" xmlns:wps="http://schemas.microsoft.com/office/word/2010/wordprocessingShape" mc:Ignorable="w14 w15 w16se w16cid w16 w16cex w16sdtdh w16sdtfl w16du wp14">
   <w:abstractNum w:abstractNumId="0" w15:restartNumberingAfterBreak="0">
     <w:nsid w:val="83A8C409"/>
     <w:multiLevelType w:val="hybridMultilevel"/>
@@ -3568,6 +3646,14 @@
     <w:abstractNumId w:val="8"/>
   </w:num>
 </w:numbering>
+</file>
+
+<file path=word/people.xml><?xml version="1.0" encoding="utf-8"?>
+<w15:people xmlns:wpc="http://schemas.microsoft.com/office/word/2010/wordprocessingCanvas" xmlns:cx="http://schemas.microsoft.com/office/drawing/2014/chartex" xmlns:cx1="http://schemas.microsoft.com/office/drawing/2015/9/8/chartex" xmlns:cx2="http://schemas.microsoft.com/office/drawing/2015/10/21/chartex" xmlns:cx3="http://schemas.microsoft.com/office/drawing/2016/5/9/chartex" xmlns:cx4="http://schemas.microsoft.com/office/drawing/2016/5/10/chartex" xmlns:cx5="http://schemas.microsoft.com/office/drawing/2016/5/11/chartex" xmlns:cx6="http://schemas.microsoft.com/office/drawing/2016/5/12/chartex" xmlns:cx7="http://schemas.microsoft.com/office/drawing/2016/5/13/chartex" xmlns:cx8="http://schemas.microsoft.com/office/drawing/2016/5/14/chartex" xmlns:mc="http://schemas.openxmlformats.org/markup-compatibility/2006" xmlns:aink="http://schemas.microsoft.com/office/drawing/2016/ink" xmlns:am3d="http://schemas.microsoft.com/office/drawing/2017/model3d" xmlns:o="urn:schemas-microsoft-com:office:office" xmlns:oel="http://schemas.microsoft.com/office/2019/extlst" xmlns:r="http://schemas.openxmlformats.org/officeDocument/2006/relationships" xmlns:m="http://schemas.openxmlformats.org/officeDocument/2006/math" xmlns:v="urn:schemas-microsoft-com:vml" xmlns:wp14="http://schemas.microsoft.com/office/word/2010/wordprocessingDrawing" xmlns:wp="http://schemas.openxmlformats.org/drawingml/2006/wordprocessingDrawing" xmlns:w10="urn:schemas-microsoft-com:office:word" xmlns:w="http://schemas.openxmlformats.org/wordprocessingml/2006/main" xmlns:w14="http://schemas.microsoft.com/office/word/2010/wordml" xmlns:w15="http://schemas.microsoft.com/office/word/2012/wordml" xmlns:w16cei="http://schemas.microsoft.com/office/word/2026/wordml/cei" xmlns:w16cex="http://schemas.microsoft.com/office/word/2018/wordml/cex" xmlns:w16cid="http://schemas.microsoft.com/office/word/2016/wordml/cid" xmlns:w16="http://schemas.microsoft.com/office/word/2018/wordml" xmlns:w16du="http://schemas.microsoft.com/office/word/2023/wordml/word16du" xmlns:w16sdtdh="http://schemas.microsoft.com/office/word/2020/wordml/sdtdatahash" xmlns:w16sdtfl="http://schemas.microsoft.com/office/word/2024/wordml/sdtformatlock" xmlns:w16se="http://schemas.microsoft.com/office/word/2015/wordml/symex" xmlns:wpg="http://schemas.microsoft.com/office/word/2010/wordprocessingGroup" xmlns:wpi="http://schemas.microsoft.com/office/word/2010/wordprocessingInk" xmlns:wne="http://schemas.microsoft.com/office/word/2006/wordml" xmlns:wps="http://schemas.microsoft.com/office/word/2010/wordprocessingShape" mc:Ignorable="w14 w15 w16se w16cid w16 w16cex w16sdtdh w16sdtfl w16du wp14">
+  <w15:person w15:author="Anna Seaman">
+    <w15:presenceInfo w15:providerId="AD" w15:userId="S::AnnaS@hkusa.com::713ab380-bdda-4997-81d0-fa539102c996"/>
+  </w15:person>
+</w15:people>
 </file>
 
 <file path=word/styles.xml><?xml version="1.0" encoding="utf-8"?>
@@ -3967,7 +4053,7 @@
       <w:spacing w:after="160" w:line="259" w:lineRule="auto"/>
     </w:pPr>
     <w:rPr>
-      <w:rFonts w:cs="Aptos"/>
+      <w:rFonts w:ascii="Aptos" w:hAnsi="Aptos" w:eastAsia="Aptos" w:cs="Aptos"/>
       <w:kern w:val="2"/>
       <w:sz w:val="22"/>
       <w:szCs w:val="22"/>
